--- a/step2/report.docx
+++ b/step2/report.docx
@@ -7742,6 +7742,78 @@
     </w:p>
     <w:p>
       <w:pPr>
+        <w:rPr>
+          <w:rtl/>
+          <w:lang w:bidi="fa-IR"/>
+        </w:rPr>
+      </w:pPr>
+      <w:r>
+        <w:rPr>
+          <w:rFonts w:cs="Arial"/>
+          <w:noProof/>
+          <w:rtl/>
+          <w:lang w:bidi="fa-IR"/>
+        </w:rPr>
+        <w:drawing>
+          <wp:inline distT="0" distB="0" distL="0" distR="0" wp14:anchorId="198E29C4" wp14:editId="239A79AC">
+            <wp:extent cx="5039360" cy="2785745"/>
+            <wp:effectExtent l="0" t="0" r="8890" b="0"/>
+            <wp:docPr id="2046911003" name="تصویر 8"/>
+            <wp:cNvGraphicFramePr>
+              <a:graphicFrameLocks xmlns:a="http://schemas.openxmlformats.org/drawingml/2006/main" noChangeAspect="1"/>
+            </wp:cNvGraphicFramePr>
+            <a:graphic xmlns:a="http://schemas.openxmlformats.org/drawingml/2006/main">
+              <a:graphicData uri="http://schemas.openxmlformats.org/drawingml/2006/picture">
+                <pic:pic xmlns:pic="http://schemas.openxmlformats.org/drawingml/2006/picture">
+                  <pic:nvPicPr>
+                    <pic:cNvPr id="0" name="Picture 18"/>
+                    <pic:cNvPicPr>
+                      <a:picLocks noChangeAspect="1" noChangeArrowheads="1"/>
+                    </pic:cNvPicPr>
+                  </pic:nvPicPr>
+                  <pic:blipFill>
+                    <a:blip r:embed="rId9" cstate="print">
+                      <a:extLst>
+                        <a:ext uri="{28A0092B-C50C-407E-A947-70E740481C1C}">
+                          <a14:useLocalDpi xmlns:a14="http://schemas.microsoft.com/office/drawing/2010/main" val="0"/>
+                        </a:ext>
+                      </a:extLst>
+                    </a:blip>
+                    <a:srcRect/>
+                    <a:stretch>
+                      <a:fillRect/>
+                    </a:stretch>
+                  </pic:blipFill>
+                  <pic:spPr bwMode="auto">
+                    <a:xfrm>
+                      <a:off x="0" y="0"/>
+                      <a:ext cx="5039360" cy="2785745"/>
+                    </a:xfrm>
+                    <a:prstGeom prst="rect">
+                      <a:avLst/>
+                    </a:prstGeom>
+                    <a:noFill/>
+                    <a:ln>
+                      <a:noFill/>
+                    </a:ln>
+                  </pic:spPr>
+                </pic:pic>
+              </a:graphicData>
+            </a:graphic>
+          </wp:inline>
+        </w:drawing>
+      </w:r>
+    </w:p>
+    <w:p>
+      <w:pPr>
+        <w:rPr>
+          <w:rtl/>
+          <w:lang w:bidi="fa-IR"/>
+        </w:rPr>
+      </w:pPr>
+    </w:p>
+    <w:p>
+      <w:pPr>
         <w:pStyle w:val="2"/>
         <w:rPr>
           <w:rFonts w:cs="B Nazanin"/>
@@ -7885,6 +7957,7 @@
           <w:rtl/>
           <w:lang w:bidi="fa-IR"/>
         </w:rPr>
+        <w:lastRenderedPageBreak/>
         <w:drawing>
           <wp:inline distT="0" distB="0" distL="0" distR="0" wp14:anchorId="6E7CDAC9" wp14:editId="0A704667">
             <wp:extent cx="5180330" cy="1905000"/>
@@ -7901,7 +7974,7 @@
                     <pic:cNvPicPr/>
                   </pic:nvPicPr>
                   <pic:blipFill>
-                    <a:blip r:embed="rId9"/>
+                    <a:blip r:embed="rId10"/>
                     <a:stretch>
                       <a:fillRect/>
                     </a:stretch>
@@ -8028,17 +8101,7 @@
           <w:szCs w:val="28"/>
           <w:rtl/>
         </w:rPr>
-        <w:t xml:space="preserve">در حد طبیعی است و از نظر کیفیت هوا مشکلی مشاهده نمی‌شود، اما ترکیب رطوبت بالا در داخل و خارج همراه با تابش کم و جریان هوای نه‌چندان قوی، باعث کاهش تبخیر و ایجاد احساس سنگینی و ناراحتی حرارتی می‌شود. در چنین شرایطی حتی اگر دما </w:t>
-      </w:r>
-      <w:r>
-        <w:rPr>
-          <w:rFonts w:cs="B Nazanin"/>
-          <w:sz w:val="28"/>
-          <w:szCs w:val="28"/>
-          <w:rtl/>
-        </w:rPr>
-        <w:lastRenderedPageBreak/>
-        <w:t>مناسب باشد، رطوبت زیاد می‌تواند سطح آسایش را به طور قابل توجهی کاهش دهد. به همین دلیل سیستم این وضعیت را در کلاس</w:t>
+        <w:t>در حد طبیعی است و از نظر کیفیت هوا مشکلی مشاهده نمی‌شود، اما ترکیب رطوبت بالا در داخل و خارج همراه با تابش کم و جریان هوای نه‌چندان قوی، باعث کاهش تبخیر و ایجاد احساس سنگینی و ناراحتی حرارتی می‌شود. در چنین شرایطی حتی اگر دما مناسب باشد، رطوبت زیاد می‌تواند سطح آسایش را به طور قابل توجهی کاهش دهد. به همین دلیل سیستم این وضعیت را در کلاس</w:t>
       </w:r>
       <w:r>
         <w:rPr>
@@ -8152,7 +8215,17 @@
           <w:szCs w:val="28"/>
           <w:rtl/>
         </w:rPr>
-        <w:t>نیز طبیعی است که نشان‌دهنده کیفیت مناسب هوا و تهویه قابل قبول است. شدت نور مصنوعی کم است، اما تابش خورشید در سطح بالا قرار دارد که می‌تواند روشنایی طبیعی کافی و شرایط مطلوب‌تری را فراهم کند. سرعت باد کم گزارش شده است، اما جهت باد در سطح بالا قرار دارد که می‌تواند به گردش مناسب هوا کمک کند. در مجموع، هیچ‌یک از پارامترها در وضعیت بحرانی یا نامطلوب قرار ندارند و شرایط محیطی متعادل است. با این حال، به دلیل پایین بودن سرعت باد یا نبود شرایط ایده‌آل کامل، سیستم وضعیت را در سطح</w:t>
+        <w:t xml:space="preserve">نیز طبیعی است که نشان‌دهنده کیفیت مناسب هوا و تهویه قابل قبول است. شدت نور مصنوعی کم است، اما تابش خورشید در سطح بالا قرار دارد که می‌تواند روشنایی طبیعی کافی و شرایط مطلوب‌تری را فراهم کند. سرعت باد کم گزارش شده است، اما جهت باد در سطح بالا قرار دارد که می‌تواند به گردش مناسب هوا کمک کند. در مجموع، هیچ‌یک از پارامترها در وضعیت بحرانی یا نامطلوب قرار ندارند و شرایط </w:t>
+      </w:r>
+      <w:r>
+        <w:rPr>
+          <w:rFonts w:cs="B Nazanin"/>
+          <w:sz w:val="28"/>
+          <w:szCs w:val="28"/>
+          <w:rtl/>
+        </w:rPr>
+        <w:lastRenderedPageBreak/>
+        <w:t>محیطی متعادل است. با این حال، به دلیل پایین بودن سرعت باد یا نبود شرایط ایده‌آل کامل، سیستم وضعیت را در سطح</w:t>
       </w:r>
       <w:r>
         <w:rPr>
@@ -8284,17 +8357,7 @@
           <w:szCs w:val="28"/>
           <w:rtl/>
         </w:rPr>
-        <w:t xml:space="preserve">طبقه‌بندی </w:t>
-      </w:r>
-      <w:r>
-        <w:rPr>
-          <w:rFonts w:cs="B Nazanin"/>
-          <w:sz w:val="28"/>
-          <w:szCs w:val="28"/>
-          <w:rtl/>
-        </w:rPr>
-        <w:lastRenderedPageBreak/>
-        <w:t>شود. این قانون نشان می‌دهد که سیستم تصمیم‌گیری فازی بر اساس برآیند عوامل عمل می‌کند و وجود یک پارامتر نامطلوب لزوماً به معنای نتیجه منفی نهایی نیست</w:t>
+        <w:t>طبقه‌بندی شود. این قانون نشان می‌دهد که سیستم تصمیم‌گیری فازی بر اساس برآیند عوامل عمل می‌کند و وجود یک پارامتر نامطلوب لزوماً به معنای نتیجه منفی نهایی نیست</w:t>
       </w:r>
       <w:r>
         <w:rPr>
@@ -8319,6 +8382,10 @@
     <w:p>
       <w:pPr>
         <w:pStyle w:val="2"/>
+        <w:numPr>
+          <w:ilvl w:val="1"/>
+          <w:numId w:val="2"/>
+        </w:numPr>
         <w:rPr>
           <w:rFonts w:cs="B Nazanin"/>
           <w:rtl/>
@@ -8326,14 +8393,6 @@
         </w:rPr>
       </w:pPr>
       <w:bookmarkStart w:id="18" w:name="_Toc231551838"/>
-      <w:r>
-        <w:rPr>
-          <w:rFonts w:cs="B Nazanin" w:hint="cs"/>
-          <w:rtl/>
-          <w:lang w:bidi="fa-IR"/>
-        </w:rPr>
-        <w:t xml:space="preserve">3.4. </w:t>
-      </w:r>
       <w:proofErr w:type="spellStart"/>
       <w:r>
         <w:rPr>
@@ -8341,6 +8400,7 @@
           <w:rtl/>
           <w:lang w:bidi="fa-IR"/>
         </w:rPr>
+        <w:lastRenderedPageBreak/>
         <w:t>الگوریتم</w:t>
       </w:r>
       <w:proofErr w:type="spellEnd"/>
@@ -8353,6 +8413,381 @@
         <w:t xml:space="preserve"> ژنتیک</w:t>
       </w:r>
       <w:bookmarkEnd w:id="18"/>
+    </w:p>
+    <w:p>
+      <w:pPr>
+        <w:ind w:left="360"/>
+        <w:rPr>
+          <w:rtl/>
+          <w:lang w:bidi="fa-IR"/>
+        </w:rPr>
+      </w:pPr>
+      <w:r>
+        <w:rPr>
+          <w:noProof/>
+        </w:rPr>
+        <w:drawing>
+          <wp:inline distT="0" distB="0" distL="0" distR="0" wp14:anchorId="4982E7AB" wp14:editId="5B5D412E">
+            <wp:extent cx="5039360" cy="3216910"/>
+            <wp:effectExtent l="0" t="0" r="8890" b="2540"/>
+            <wp:docPr id="578224599" name="تصویر 2"/>
+            <wp:cNvGraphicFramePr>
+              <a:graphicFrameLocks xmlns:a="http://schemas.openxmlformats.org/drawingml/2006/main" noChangeAspect="1"/>
+            </wp:cNvGraphicFramePr>
+            <a:graphic xmlns:a="http://schemas.openxmlformats.org/drawingml/2006/main">
+              <a:graphicData uri="http://schemas.openxmlformats.org/drawingml/2006/picture">
+                <pic:pic xmlns:pic="http://schemas.openxmlformats.org/drawingml/2006/picture">
+                  <pic:nvPicPr>
+                    <pic:cNvPr id="0" name="Picture 6"/>
+                    <pic:cNvPicPr>
+                      <a:picLocks noChangeAspect="1" noChangeArrowheads="1"/>
+                    </pic:cNvPicPr>
+                  </pic:nvPicPr>
+                  <pic:blipFill>
+                    <a:blip r:embed="rId11" cstate="print">
+                      <a:extLst>
+                        <a:ext uri="{28A0092B-C50C-407E-A947-70E740481C1C}">
+                          <a14:useLocalDpi xmlns:a14="http://schemas.microsoft.com/office/drawing/2010/main" val="0"/>
+                        </a:ext>
+                      </a:extLst>
+                    </a:blip>
+                    <a:srcRect/>
+                    <a:stretch>
+                      <a:fillRect/>
+                    </a:stretch>
+                  </pic:blipFill>
+                  <pic:spPr bwMode="auto">
+                    <a:xfrm>
+                      <a:off x="0" y="0"/>
+                      <a:ext cx="5039360" cy="3216910"/>
+                    </a:xfrm>
+                    <a:prstGeom prst="rect">
+                      <a:avLst/>
+                    </a:prstGeom>
+                    <a:noFill/>
+                    <a:ln>
+                      <a:noFill/>
+                    </a:ln>
+                  </pic:spPr>
+                </pic:pic>
+              </a:graphicData>
+            </a:graphic>
+          </wp:inline>
+        </w:drawing>
+      </w:r>
+    </w:p>
+    <w:p>
+      <w:pPr>
+        <w:ind w:left="360"/>
+        <w:rPr>
+          <w:rtl/>
+          <w:lang w:bidi="fa-IR"/>
+        </w:rPr>
+      </w:pPr>
+    </w:p>
+    <w:p>
+      <w:pPr>
+        <w:ind w:left="360"/>
+        <w:rPr>
+          <w:rtl/>
+          <w:lang w:bidi="fa-IR"/>
+        </w:rPr>
+      </w:pPr>
+      <w:r>
+        <w:rPr>
+          <w:noProof/>
+        </w:rPr>
+        <w:drawing>
+          <wp:inline distT="0" distB="0" distL="0" distR="0" wp14:anchorId="218D060B" wp14:editId="4CA5C24E">
+            <wp:extent cx="5039360" cy="3392170"/>
+            <wp:effectExtent l="0" t="0" r="8890" b="0"/>
+            <wp:docPr id="1339821246" name="تصویر 3"/>
+            <wp:cNvGraphicFramePr>
+              <a:graphicFrameLocks xmlns:a="http://schemas.openxmlformats.org/drawingml/2006/main" noChangeAspect="1"/>
+            </wp:cNvGraphicFramePr>
+            <a:graphic xmlns:a="http://schemas.openxmlformats.org/drawingml/2006/main">
+              <a:graphicData uri="http://schemas.openxmlformats.org/drawingml/2006/picture">
+                <pic:pic xmlns:pic="http://schemas.openxmlformats.org/drawingml/2006/picture">
+                  <pic:nvPicPr>
+                    <pic:cNvPr id="0" name="Picture 8"/>
+                    <pic:cNvPicPr>
+                      <a:picLocks noChangeAspect="1" noChangeArrowheads="1"/>
+                    </pic:cNvPicPr>
+                  </pic:nvPicPr>
+                  <pic:blipFill>
+                    <a:blip r:embed="rId12">
+                      <a:extLst>
+                        <a:ext uri="{28A0092B-C50C-407E-A947-70E740481C1C}">
+                          <a14:useLocalDpi xmlns:a14="http://schemas.microsoft.com/office/drawing/2010/main" val="0"/>
+                        </a:ext>
+                      </a:extLst>
+                    </a:blip>
+                    <a:srcRect/>
+                    <a:stretch>
+                      <a:fillRect/>
+                    </a:stretch>
+                  </pic:blipFill>
+                  <pic:spPr bwMode="auto">
+                    <a:xfrm>
+                      <a:off x="0" y="0"/>
+                      <a:ext cx="5039360" cy="3392170"/>
+                    </a:xfrm>
+                    <a:prstGeom prst="rect">
+                      <a:avLst/>
+                    </a:prstGeom>
+                    <a:noFill/>
+                    <a:ln>
+                      <a:noFill/>
+                    </a:ln>
+                  </pic:spPr>
+                </pic:pic>
+              </a:graphicData>
+            </a:graphic>
+          </wp:inline>
+        </w:drawing>
+      </w:r>
+    </w:p>
+    <w:p>
+      <w:pPr>
+        <w:ind w:left="360"/>
+        <w:rPr>
+          <w:rtl/>
+          <w:lang w:bidi="fa-IR"/>
+        </w:rPr>
+      </w:pPr>
+      <w:r>
+        <w:rPr>
+          <w:noProof/>
+        </w:rPr>
+        <w:lastRenderedPageBreak/>
+        <w:drawing>
+          <wp:inline distT="0" distB="0" distL="0" distR="0" wp14:anchorId="5689332D" wp14:editId="7D2DC0F0">
+            <wp:extent cx="5039360" cy="4199255"/>
+            <wp:effectExtent l="0" t="0" r="8890" b="0"/>
+            <wp:docPr id="852316880" name="تصویر 4"/>
+            <wp:cNvGraphicFramePr>
+              <a:graphicFrameLocks xmlns:a="http://schemas.openxmlformats.org/drawingml/2006/main" noChangeAspect="1"/>
+            </wp:cNvGraphicFramePr>
+            <a:graphic xmlns:a="http://schemas.openxmlformats.org/drawingml/2006/main">
+              <a:graphicData uri="http://schemas.openxmlformats.org/drawingml/2006/picture">
+                <pic:pic xmlns:pic="http://schemas.openxmlformats.org/drawingml/2006/picture">
+                  <pic:nvPicPr>
+                    <pic:cNvPr id="0" name="Picture 10"/>
+                    <pic:cNvPicPr>
+                      <a:picLocks noChangeAspect="1" noChangeArrowheads="1"/>
+                    </pic:cNvPicPr>
+                  </pic:nvPicPr>
+                  <pic:blipFill>
+                    <a:blip r:embed="rId13">
+                      <a:extLst>
+                        <a:ext uri="{28A0092B-C50C-407E-A947-70E740481C1C}">
+                          <a14:useLocalDpi xmlns:a14="http://schemas.microsoft.com/office/drawing/2010/main" val="0"/>
+                        </a:ext>
+                      </a:extLst>
+                    </a:blip>
+                    <a:srcRect/>
+                    <a:stretch>
+                      <a:fillRect/>
+                    </a:stretch>
+                  </pic:blipFill>
+                  <pic:spPr bwMode="auto">
+                    <a:xfrm>
+                      <a:off x="0" y="0"/>
+                      <a:ext cx="5039360" cy="4199255"/>
+                    </a:xfrm>
+                    <a:prstGeom prst="rect">
+                      <a:avLst/>
+                    </a:prstGeom>
+                    <a:noFill/>
+                    <a:ln>
+                      <a:noFill/>
+                    </a:ln>
+                  </pic:spPr>
+                </pic:pic>
+              </a:graphicData>
+            </a:graphic>
+          </wp:inline>
+        </w:drawing>
+      </w:r>
+    </w:p>
+    <w:p>
+      <w:pPr>
+        <w:ind w:left="360"/>
+        <w:rPr>
+          <w:rtl/>
+          <w:lang w:bidi="fa-IR"/>
+        </w:rPr>
+      </w:pPr>
+    </w:p>
+    <w:p>
+      <w:pPr>
+        <w:ind w:left="360"/>
+        <w:rPr>
+          <w:rtl/>
+          <w:lang w:bidi="fa-IR"/>
+        </w:rPr>
+      </w:pPr>
+      <w:r>
+        <w:rPr>
+          <w:noProof/>
+        </w:rPr>
+        <w:drawing>
+          <wp:inline distT="0" distB="0" distL="0" distR="0" wp14:anchorId="723CECB3" wp14:editId="7799F978">
+            <wp:extent cx="5039360" cy="3149600"/>
+            <wp:effectExtent l="0" t="0" r="8890" b="0"/>
+            <wp:docPr id="1374408132" name="تصویر 5"/>
+            <wp:cNvGraphicFramePr>
+              <a:graphicFrameLocks xmlns:a="http://schemas.openxmlformats.org/drawingml/2006/main" noChangeAspect="1"/>
+            </wp:cNvGraphicFramePr>
+            <a:graphic xmlns:a="http://schemas.openxmlformats.org/drawingml/2006/main">
+              <a:graphicData uri="http://schemas.openxmlformats.org/drawingml/2006/picture">
+                <pic:pic xmlns:pic="http://schemas.openxmlformats.org/drawingml/2006/picture">
+                  <pic:nvPicPr>
+                    <pic:cNvPr id="0" name="Picture 12"/>
+                    <pic:cNvPicPr>
+                      <a:picLocks noChangeAspect="1" noChangeArrowheads="1"/>
+                    </pic:cNvPicPr>
+                  </pic:nvPicPr>
+                  <pic:blipFill>
+                    <a:blip r:embed="rId14">
+                      <a:extLst>
+                        <a:ext uri="{28A0092B-C50C-407E-A947-70E740481C1C}">
+                          <a14:useLocalDpi xmlns:a14="http://schemas.microsoft.com/office/drawing/2010/main" val="0"/>
+                        </a:ext>
+                      </a:extLst>
+                    </a:blip>
+                    <a:srcRect/>
+                    <a:stretch>
+                      <a:fillRect/>
+                    </a:stretch>
+                  </pic:blipFill>
+                  <pic:spPr bwMode="auto">
+                    <a:xfrm>
+                      <a:off x="0" y="0"/>
+                      <a:ext cx="5039360" cy="3149600"/>
+                    </a:xfrm>
+                    <a:prstGeom prst="rect">
+                      <a:avLst/>
+                    </a:prstGeom>
+                    <a:noFill/>
+                    <a:ln>
+                      <a:noFill/>
+                    </a:ln>
+                  </pic:spPr>
+                </pic:pic>
+              </a:graphicData>
+            </a:graphic>
+          </wp:inline>
+        </w:drawing>
+      </w:r>
+    </w:p>
+    <w:p>
+      <w:pPr>
+        <w:ind w:left="360"/>
+        <w:rPr>
+          <w:rtl/>
+          <w:lang w:bidi="fa-IR"/>
+        </w:rPr>
+      </w:pPr>
+    </w:p>
+    <w:p>
+      <w:pPr>
+        <w:ind w:left="360"/>
+        <w:rPr>
+          <w:rtl/>
+          <w:lang w:bidi="fa-IR"/>
+        </w:rPr>
+      </w:pPr>
+    </w:p>
+    <w:p>
+      <w:pPr>
+        <w:ind w:left="360"/>
+        <w:rPr>
+          <w:rtl/>
+          <w:lang w:bidi="fa-IR"/>
+        </w:rPr>
+      </w:pPr>
+      <w:r>
+        <w:rPr>
+          <w:noProof/>
+        </w:rPr>
+        <w:lastRenderedPageBreak/>
+        <w:drawing>
+          <wp:inline distT="0" distB="0" distL="0" distR="0" wp14:anchorId="50D783BF" wp14:editId="672176E3">
+            <wp:extent cx="4572000" cy="3657600"/>
+            <wp:effectExtent l="0" t="0" r="0" b="0"/>
+            <wp:docPr id="998422322" name="تصویر 6"/>
+            <wp:cNvGraphicFramePr>
+              <a:graphicFrameLocks xmlns:a="http://schemas.openxmlformats.org/drawingml/2006/main" noChangeAspect="1"/>
+            </wp:cNvGraphicFramePr>
+            <a:graphic xmlns:a="http://schemas.openxmlformats.org/drawingml/2006/main">
+              <a:graphicData uri="http://schemas.openxmlformats.org/drawingml/2006/picture">
+                <pic:pic xmlns:pic="http://schemas.openxmlformats.org/drawingml/2006/picture">
+                  <pic:nvPicPr>
+                    <pic:cNvPr id="0" name="Picture 14"/>
+                    <pic:cNvPicPr>
+                      <a:picLocks noChangeAspect="1" noChangeArrowheads="1"/>
+                    </pic:cNvPicPr>
+                  </pic:nvPicPr>
+                  <pic:blipFill>
+                    <a:blip r:embed="rId15">
+                      <a:extLst>
+                        <a:ext uri="{28A0092B-C50C-407E-A947-70E740481C1C}">
+                          <a14:useLocalDpi xmlns:a14="http://schemas.microsoft.com/office/drawing/2010/main" val="0"/>
+                        </a:ext>
+                      </a:extLst>
+                    </a:blip>
+                    <a:srcRect/>
+                    <a:stretch>
+                      <a:fillRect/>
+                    </a:stretch>
+                  </pic:blipFill>
+                  <pic:spPr bwMode="auto">
+                    <a:xfrm>
+                      <a:off x="0" y="0"/>
+                      <a:ext cx="4572000" cy="3657600"/>
+                    </a:xfrm>
+                    <a:prstGeom prst="rect">
+                      <a:avLst/>
+                    </a:prstGeom>
+                    <a:noFill/>
+                    <a:ln>
+                      <a:noFill/>
+                    </a:ln>
+                  </pic:spPr>
+                </pic:pic>
+              </a:graphicData>
+            </a:graphic>
+          </wp:inline>
+        </w:drawing>
+      </w:r>
+    </w:p>
+    <w:p>
+      <w:pPr>
+        <w:ind w:left="360"/>
+        <w:rPr>
+          <w:rtl/>
+          <w:lang w:bidi="fa-IR"/>
+        </w:rPr>
+      </w:pPr>
+    </w:p>
+    <w:p>
+      <w:pPr>
+        <w:ind w:left="360"/>
+        <w:rPr>
+          <w:rtl/>
+          <w:lang w:bidi="fa-IR"/>
+        </w:rPr>
+      </w:pPr>
+    </w:p>
+    <w:p>
+      <w:pPr>
+        <w:ind w:left="360"/>
+        <w:rPr>
+          <w:rtl/>
+          <w:lang w:bidi="fa-IR"/>
+        </w:rPr>
+      </w:pPr>
     </w:p>
     <w:p>
       <w:pPr>
@@ -8458,6 +8893,7 @@
         <w:rPr>
           <w:rStyle w:val="20"/>
           <w:rFonts w:cs="B Nazanin"/>
+          <w:noProof/>
           <w:rtl/>
           <w:lang w:bidi="fa-IR"/>
         </w:rPr>
@@ -8477,7 +8913,7 @@
                     <pic:cNvPicPr/>
                   </pic:nvPicPr>
                   <pic:blipFill>
-                    <a:blip r:embed="rId10"/>
+                    <a:blip r:embed="rId16"/>
                     <a:stretch>
                       <a:fillRect/>
                     </a:stretch>
@@ -8516,9 +8952,11 @@
       <w:r>
         <w:rPr>
           <w:rFonts w:cs="Arial"/>
-          <w:rtl/>
-          <w:lang w:bidi="fa-IR"/>
-        </w:rPr>
+          <w:noProof/>
+          <w:rtl/>
+          <w:lang w:bidi="fa-IR"/>
+        </w:rPr>
+        <w:lastRenderedPageBreak/>
         <w:drawing>
           <wp:inline distT="0" distB="0" distL="0" distR="0" wp14:anchorId="7711D0E4" wp14:editId="2C746B98">
             <wp:extent cx="5039360" cy="1255395"/>
@@ -8535,7 +8973,7 @@
                     <pic:cNvPicPr/>
                   </pic:nvPicPr>
                   <pic:blipFill>
-                    <a:blip r:embed="rId11"/>
+                    <a:blip r:embed="rId17"/>
                     <a:stretch>
                       <a:fillRect/>
                     </a:stretch>
@@ -8582,6 +9020,7 @@
       <w:r>
         <w:rPr>
           <w:rFonts w:cs="Arial"/>
+          <w:noProof/>
           <w:rtl/>
           <w:lang w:bidi="fa-IR"/>
         </w:rPr>
@@ -8601,7 +9040,7 @@
                     <pic:cNvPicPr/>
                   </pic:nvPicPr>
                   <pic:blipFill>
-                    <a:blip r:embed="rId12"/>
+                    <a:blip r:embed="rId18"/>
                     <a:stretch>
                       <a:fillRect/>
                     </a:stretch>
@@ -8649,6 +9088,110 @@
     <w:p>
       <w:pPr>
         <w:rPr>
+          <w:rtl/>
+          <w:lang w:bidi="fa-IR"/>
+        </w:rPr>
+      </w:pPr>
+    </w:p>
+    <w:p>
+      <w:pPr>
+        <w:rPr>
+          <w:rtl/>
+          <w:lang w:bidi="fa-IR"/>
+        </w:rPr>
+      </w:pPr>
+    </w:p>
+    <w:p>
+      <w:pPr>
+        <w:rPr>
+          <w:rtl/>
+          <w:lang w:bidi="fa-IR"/>
+        </w:rPr>
+      </w:pPr>
+    </w:p>
+    <w:p>
+      <w:pPr>
+        <w:rPr>
+          <w:rtl/>
+          <w:lang w:bidi="fa-IR"/>
+        </w:rPr>
+      </w:pPr>
+    </w:p>
+    <w:p>
+      <w:pPr>
+        <w:rPr>
+          <w:rtl/>
+          <w:lang w:bidi="fa-IR"/>
+        </w:rPr>
+      </w:pPr>
+    </w:p>
+    <w:p>
+      <w:pPr>
+        <w:rPr>
+          <w:rtl/>
+          <w:lang w:bidi="fa-IR"/>
+        </w:rPr>
+      </w:pPr>
+    </w:p>
+    <w:p>
+      <w:pPr>
+        <w:rPr>
+          <w:rtl/>
+          <w:lang w:bidi="fa-IR"/>
+        </w:rPr>
+      </w:pPr>
+    </w:p>
+    <w:p>
+      <w:pPr>
+        <w:rPr>
+          <w:rtl/>
+          <w:lang w:bidi="fa-IR"/>
+        </w:rPr>
+      </w:pPr>
+    </w:p>
+    <w:p>
+      <w:pPr>
+        <w:rPr>
+          <w:rtl/>
+          <w:lang w:bidi="fa-IR"/>
+        </w:rPr>
+      </w:pPr>
+    </w:p>
+    <w:p>
+      <w:pPr>
+        <w:rPr>
+          <w:rtl/>
+          <w:lang w:bidi="fa-IR"/>
+        </w:rPr>
+      </w:pPr>
+    </w:p>
+    <w:p>
+      <w:pPr>
+        <w:rPr>
+          <w:rtl/>
+          <w:lang w:bidi="fa-IR"/>
+        </w:rPr>
+      </w:pPr>
+    </w:p>
+    <w:p>
+      <w:pPr>
+        <w:rPr>
+          <w:rtl/>
+          <w:lang w:bidi="fa-IR"/>
+        </w:rPr>
+      </w:pPr>
+    </w:p>
+    <w:p>
+      <w:pPr>
+        <w:rPr>
+          <w:rtl/>
+          <w:lang w:bidi="fa-IR"/>
+        </w:rPr>
+      </w:pPr>
+    </w:p>
+    <w:p>
+      <w:pPr>
+        <w:rPr>
           <w:rStyle w:val="a1"/>
           <w:rFonts w:cs="B Nazanin"/>
           <w:rtl/>
@@ -8664,6 +9207,7 @@
           <w:rtl/>
           <w:lang w:bidi="fa-IR"/>
         </w:rPr>
+        <w:lastRenderedPageBreak/>
         <w:t>4. سوالات</w:t>
       </w:r>
       <w:bookmarkEnd w:id="22"/>
@@ -14693,7 +15237,7 @@
       <w:pPr>
         <w:jc w:val="right"/>
         <w:rPr>
-          <w:rFonts w:cs="B Nazanin" w:hint="cs"/>
+          <w:rFonts w:cs="B Nazanin"/>
           <w:sz w:val="22"/>
           <w:szCs w:val="22"/>
           <w:rtl/>
@@ -14715,7 +15259,7 @@
       </w:pPr>
       <w:r>
         <w:rPr>
-          <w:rFonts w:cs="B Nazanin"/>
+          <w:rFonts w:cs="B Nazanin" w:hint="cs"/>
           <w:b/>
           <w:bCs/>
           <w:sz w:val="30"/>
@@ -14724,9 +15268,8 @@
           <w:lang w:bidi="fa-IR"/>
         </w:rPr>
         <w:lastRenderedPageBreak/>
-        <w:t xml:space="preserve">5. کدام روش انتخاب در </w:t>
-      </w:r>
-      <w:proofErr w:type="spellStart"/>
+        <w:t>5.</w:t>
+      </w:r>
       <w:r>
         <w:rPr>
           <w:rFonts w:cs="B Nazanin"/>
@@ -14737,11 +15280,12 @@
           <w:rtl/>
           <w:lang w:bidi="fa-IR"/>
         </w:rPr>
-        <w:t>الگور</w:t>
-      </w:r>
-      <w:r>
-        <w:rPr>
-          <w:rFonts w:cs="B Nazanin" w:hint="cs"/>
+        <w:t xml:space="preserve">کدام روش انتخاب در </w:t>
+      </w:r>
+      <w:proofErr w:type="spellStart"/>
+      <w:r>
+        <w:rPr>
+          <w:rFonts w:cs="B Nazanin"/>
           <w:b/>
           <w:bCs/>
           <w:sz w:val="30"/>
@@ -14749,11 +15293,11 @@
           <w:rtl/>
           <w:lang w:bidi="fa-IR"/>
         </w:rPr>
-        <w:t>ی</w:t>
-      </w:r>
-      <w:r>
-        <w:rPr>
-          <w:rFonts w:cs="B Nazanin" w:hint="eastAsia"/>
+        <w:t>الگور</w:t>
+      </w:r>
+      <w:r>
+        <w:rPr>
+          <w:rFonts w:cs="B Nazanin" w:hint="cs"/>
           <w:b/>
           <w:bCs/>
           <w:sz w:val="30"/>
@@ -14761,12 +15305,11 @@
           <w:rtl/>
           <w:lang w:bidi="fa-IR"/>
         </w:rPr>
-        <w:t>تم</w:t>
-      </w:r>
-      <w:proofErr w:type="spellEnd"/>
-      <w:r>
-        <w:rPr>
-          <w:rFonts w:cs="B Nazanin"/>
+        <w:t>ی</w:t>
+      </w:r>
+      <w:r>
+        <w:rPr>
+          <w:rFonts w:cs="B Nazanin" w:hint="eastAsia"/>
           <w:b/>
           <w:bCs/>
           <w:sz w:val="30"/>
@@ -14774,11 +15317,12 @@
           <w:rtl/>
           <w:lang w:bidi="fa-IR"/>
         </w:rPr>
-        <w:t xml:space="preserve"> ژنت</w:t>
-      </w:r>
-      <w:r>
-        <w:rPr>
-          <w:rFonts w:cs="B Nazanin" w:hint="cs"/>
+        <w:t>تم</w:t>
+      </w:r>
+      <w:proofErr w:type="spellEnd"/>
+      <w:r>
+        <w:rPr>
+          <w:rFonts w:cs="B Nazanin"/>
           <w:b/>
           <w:bCs/>
           <w:sz w:val="30"/>
@@ -14786,11 +15330,11 @@
           <w:rtl/>
           <w:lang w:bidi="fa-IR"/>
         </w:rPr>
-        <w:t>ی</w:t>
-      </w:r>
-      <w:r>
-        <w:rPr>
-          <w:rFonts w:cs="B Nazanin" w:hint="eastAsia"/>
+        <w:t xml:space="preserve"> ژنت</w:t>
+      </w:r>
+      <w:r>
+        <w:rPr>
+          <w:rFonts w:cs="B Nazanin" w:hint="cs"/>
           <w:b/>
           <w:bCs/>
           <w:sz w:val="30"/>
@@ -14798,11 +15342,11 @@
           <w:rtl/>
           <w:lang w:bidi="fa-IR"/>
         </w:rPr>
-        <w:t>ک</w:t>
-      </w:r>
-      <w:r>
-        <w:rPr>
-          <w:rFonts w:cs="B Nazanin"/>
+        <w:t>ی</w:t>
+      </w:r>
+      <w:r>
+        <w:rPr>
+          <w:rFonts w:cs="B Nazanin" w:hint="eastAsia"/>
           <w:b/>
           <w:bCs/>
           <w:sz w:val="30"/>
@@ -14810,6 +15354,18 @@
           <w:rtl/>
           <w:lang w:bidi="fa-IR"/>
         </w:rPr>
+        <w:t>ک</w:t>
+      </w:r>
+      <w:r>
+        <w:rPr>
+          <w:rFonts w:cs="B Nazanin"/>
+          <w:b/>
+          <w:bCs/>
+          <w:sz w:val="30"/>
+          <w:szCs w:val="30"/>
+          <w:rtl/>
+          <w:lang w:bidi="fa-IR"/>
+        </w:rPr>
         <w:t xml:space="preserve"> بهتر عمل کرد؟ چرا؟  </w:t>
       </w:r>
     </w:p>
@@ -14817,6 +15373,152 @@
       <w:pPr>
         <w:rPr>
           <w:rFonts w:cs="B Nazanin"/>
+          <w:sz w:val="28"/>
+          <w:szCs w:val="28"/>
+          <w:rtl/>
+          <w:lang w:bidi="fa-IR"/>
+        </w:rPr>
+      </w:pPr>
+      <w:r>
+        <w:rPr>
+          <w:rFonts w:cs="B Nazanin"/>
+          <w:sz w:val="28"/>
+          <w:szCs w:val="28"/>
+          <w:rtl/>
+          <w:lang w:bidi="fa-IR"/>
+        </w:rPr>
+        <w:t xml:space="preserve">اجرای </w:t>
+      </w:r>
+      <w:r>
+        <w:rPr>
+          <w:rFonts w:cs="B Nazanin"/>
+          <w:sz w:val="28"/>
+          <w:szCs w:val="28"/>
+          <w:lang w:bidi="fa-IR"/>
+        </w:rPr>
+        <w:t>GA</w:t>
+      </w:r>
+      <w:r>
+        <w:rPr>
+          <w:rFonts w:cs="B Nazanin"/>
+          <w:sz w:val="28"/>
+          <w:szCs w:val="28"/>
+          <w:rtl/>
+          <w:lang w:bidi="fa-IR"/>
+        </w:rPr>
+        <w:t xml:space="preserve"> با روش انتخاب </w:t>
+      </w:r>
+      <w:proofErr w:type="spellStart"/>
+      <w:r>
+        <w:rPr>
+          <w:rFonts w:cs="B Nazanin"/>
+          <w:sz w:val="28"/>
+          <w:szCs w:val="28"/>
+          <w:rtl/>
+          <w:lang w:bidi="fa-IR"/>
+        </w:rPr>
+        <w:t>رولت</w:t>
+      </w:r>
+      <w:proofErr w:type="spellEnd"/>
+    </w:p>
+    <w:p>
+      <w:pPr>
+        <w:rPr>
+          <w:rFonts w:cs="B Nazanin"/>
+          <w:sz w:val="28"/>
+          <w:szCs w:val="28"/>
+          <w:rtl/>
+          <w:lang w:bidi="fa-IR"/>
+        </w:rPr>
+      </w:pPr>
+      <w:r>
+        <w:rPr>
+          <w:rFonts w:cs="B Nazanin"/>
+          <w:sz w:val="28"/>
+          <w:szCs w:val="28"/>
+          <w:rtl/>
+          <w:lang w:bidi="fa-IR"/>
+        </w:rPr>
+        <w:t>تعداد قوان</w:t>
+      </w:r>
+      <w:r>
+        <w:rPr>
+          <w:rFonts w:cs="B Nazanin" w:hint="cs"/>
+          <w:sz w:val="28"/>
+          <w:szCs w:val="28"/>
+          <w:rtl/>
+          <w:lang w:bidi="fa-IR"/>
+        </w:rPr>
+        <w:t>ی</w:t>
+      </w:r>
+      <w:r>
+        <w:rPr>
+          <w:rFonts w:cs="B Nazanin" w:hint="eastAsia"/>
+          <w:sz w:val="28"/>
+          <w:szCs w:val="28"/>
+          <w:rtl/>
+          <w:lang w:bidi="fa-IR"/>
+        </w:rPr>
+        <w:t>ن</w:t>
+      </w:r>
+      <w:r>
+        <w:rPr>
+          <w:rFonts w:cs="B Nazanin"/>
+          <w:sz w:val="28"/>
+          <w:szCs w:val="28"/>
+          <w:rtl/>
+          <w:lang w:bidi="fa-IR"/>
+        </w:rPr>
+        <w:t xml:space="preserve"> انتخاب شده: 400</w:t>
+      </w:r>
+    </w:p>
+    <w:p>
+      <w:pPr>
+        <w:ind w:left="180"/>
+        <w:jc w:val="right"/>
+        <w:rPr>
+          <w:rFonts w:cs="B Nazanin"/>
+          <w:sz w:val="28"/>
+          <w:szCs w:val="28"/>
+          <w:lang w:bidi="fa-IR"/>
+        </w:rPr>
+      </w:pPr>
+      <w:r>
+        <w:rPr>
+          <w:rFonts w:cs="B Nazanin"/>
+          <w:sz w:val="28"/>
+          <w:szCs w:val="28"/>
+          <w:lang w:bidi="fa-IR"/>
+        </w:rPr>
+        <w:t>Subset Accuracy: 0.98</w:t>
+      </w:r>
+    </w:p>
+    <w:p>
+      <w:pPr>
+        <w:ind w:left="360"/>
+        <w:jc w:val="right"/>
+        <w:rPr>
+          <w:rFonts w:cs="B Nazanin"/>
+          <w:sz w:val="28"/>
+          <w:szCs w:val="28"/>
+          <w:rtl/>
+          <w:lang w:bidi="fa-IR"/>
+        </w:rPr>
+      </w:pPr>
+      <w:r>
+        <w:rPr>
+          <w:rFonts w:cs="B Nazanin"/>
+          <w:sz w:val="28"/>
+          <w:szCs w:val="28"/>
+          <w:lang w:bidi="fa-IR"/>
+        </w:rPr>
+        <w:t>Final Test Accuracy: 0.8057692307692308</w:t>
+      </w:r>
+    </w:p>
+    <w:p>
+      <w:pPr>
+        <w:rPr>
+          <w:rFonts w:cs="B Nazanin"/>
           <w:b/>
           <w:bCs/>
           <w:sz w:val="30"/>
@@ -14825,11 +15527,149 @@
           <w:lang w:bidi="fa-IR"/>
         </w:rPr>
       </w:pPr>
+      <w:r>
+        <w:rPr>
+          <w:rFonts w:cs="B Nazanin"/>
+          <w:b/>
+          <w:bCs/>
+          <w:sz w:val="30"/>
+          <w:szCs w:val="30"/>
+          <w:rtl/>
+          <w:lang w:bidi="fa-IR"/>
+        </w:rPr>
+        <w:drawing>
+          <wp:inline distT="0" distB="0" distL="0" distR="0" wp14:anchorId="7D8D253C" wp14:editId="0DC4F64F">
+            <wp:extent cx="5039360" cy="2632364"/>
+            <wp:effectExtent l="0" t="0" r="8890" b="0"/>
+            <wp:docPr id="1644699284" name="تصویر 1"/>
+            <wp:cNvGraphicFramePr>
+              <a:graphicFrameLocks xmlns:a="http://schemas.openxmlformats.org/drawingml/2006/main" noChangeAspect="1"/>
+            </wp:cNvGraphicFramePr>
+            <a:graphic xmlns:a="http://schemas.openxmlformats.org/drawingml/2006/main">
+              <a:graphicData uri="http://schemas.openxmlformats.org/drawingml/2006/picture">
+                <pic:pic xmlns:pic="http://schemas.openxmlformats.org/drawingml/2006/picture">
+                  <pic:nvPicPr>
+                    <pic:cNvPr id="1644699284" name=""/>
+                    <pic:cNvPicPr/>
+                  </pic:nvPicPr>
+                  <pic:blipFill>
+                    <a:blip r:embed="rId19"/>
+                    <a:stretch>
+                      <a:fillRect/>
+                    </a:stretch>
+                  </pic:blipFill>
+                  <pic:spPr>
+                    <a:xfrm>
+                      <a:off x="0" y="0"/>
+                      <a:ext cx="5045397" cy="2635517"/>
+                    </a:xfrm>
+                    <a:prstGeom prst="rect">
+                      <a:avLst/>
+                    </a:prstGeom>
+                  </pic:spPr>
+                </pic:pic>
+              </a:graphicData>
+            </a:graphic>
+          </wp:inline>
+        </w:drawing>
+      </w:r>
     </w:p>
     <w:p>
       <w:pPr>
         <w:rPr>
           <w:rFonts w:cs="B Nazanin"/>
+          <w:sz w:val="28"/>
+          <w:szCs w:val="28"/>
+          <w:rtl/>
+          <w:lang w:bidi="fa-IR"/>
+        </w:rPr>
+      </w:pPr>
+      <w:r>
+        <w:rPr>
+          <w:rFonts w:cs="B Nazanin"/>
+          <w:sz w:val="28"/>
+          <w:szCs w:val="28"/>
+          <w:rtl/>
+          <w:lang w:bidi="fa-IR"/>
+        </w:rPr>
+        <w:t>تعداد قوان</w:t>
+      </w:r>
+      <w:r>
+        <w:rPr>
+          <w:rFonts w:cs="B Nazanin" w:hint="cs"/>
+          <w:sz w:val="28"/>
+          <w:szCs w:val="28"/>
+          <w:rtl/>
+          <w:lang w:bidi="fa-IR"/>
+        </w:rPr>
+        <w:t>ی</w:t>
+      </w:r>
+      <w:r>
+        <w:rPr>
+          <w:rFonts w:cs="B Nazanin" w:hint="eastAsia"/>
+          <w:sz w:val="28"/>
+          <w:szCs w:val="28"/>
+          <w:rtl/>
+          <w:lang w:bidi="fa-IR"/>
+        </w:rPr>
+        <w:t>ن</w:t>
+      </w:r>
+      <w:r>
+        <w:rPr>
+          <w:rFonts w:cs="B Nazanin"/>
+          <w:sz w:val="28"/>
+          <w:szCs w:val="28"/>
+          <w:rtl/>
+          <w:lang w:bidi="fa-IR"/>
+        </w:rPr>
+        <w:t xml:space="preserve"> انتخاب شده: 335</w:t>
+      </w:r>
+    </w:p>
+    <w:p>
+      <w:pPr>
+        <w:jc w:val="right"/>
+        <w:rPr>
+          <w:rFonts w:cs="B Nazanin"/>
+          <w:sz w:val="28"/>
+          <w:szCs w:val="28"/>
+          <w:lang w:bidi="fa-IR"/>
+        </w:rPr>
+      </w:pPr>
+      <w:r>
+        <w:rPr>
+          <w:rFonts w:cs="B Nazanin"/>
+          <w:sz w:val="28"/>
+          <w:szCs w:val="28"/>
+          <w:lang w:bidi="fa-IR"/>
+        </w:rPr>
+        <w:t>Subset Accuracy: 0.98</w:t>
+      </w:r>
+    </w:p>
+    <w:p>
+      <w:pPr>
+        <w:jc w:val="right"/>
+        <w:rPr>
+          <w:rFonts w:cs="B Nazanin"/>
+          <w:sz w:val="28"/>
+          <w:szCs w:val="28"/>
+          <w:rtl/>
+          <w:lang w:bidi="fa-IR"/>
+        </w:rPr>
+      </w:pPr>
+      <w:r>
+        <w:rPr>
+          <w:rFonts w:cs="B Nazanin"/>
+          <w:sz w:val="28"/>
+          <w:szCs w:val="28"/>
+          <w:lang w:bidi="fa-IR"/>
+        </w:rPr>
+        <w:t>Final Test Accuracy: 0.8269230769230769</w:t>
+      </w:r>
+    </w:p>
+    <w:p>
+      <w:pPr>
+        <w:rPr>
+          <w:rFonts w:cs="B Nazanin"/>
           <w:b/>
           <w:bCs/>
           <w:sz w:val="30"/>
@@ -14848,10 +15688,2370 @@
           <w:rtl/>
           <w:lang w:bidi="fa-IR"/>
         </w:rPr>
-        <w:t xml:space="preserve">6. کدام روش </w:t>
+        <w:drawing>
+          <wp:inline distT="0" distB="0" distL="0" distR="0" wp14:anchorId="1764D042" wp14:editId="3600CF3E">
+            <wp:extent cx="5037480" cy="2389910"/>
+            <wp:effectExtent l="0" t="0" r="0" b="0"/>
+            <wp:docPr id="958056520" name="تصویر 1"/>
+            <wp:cNvGraphicFramePr>
+              <a:graphicFrameLocks xmlns:a="http://schemas.openxmlformats.org/drawingml/2006/main" noChangeAspect="1"/>
+            </wp:cNvGraphicFramePr>
+            <a:graphic xmlns:a="http://schemas.openxmlformats.org/drawingml/2006/main">
+              <a:graphicData uri="http://schemas.openxmlformats.org/drawingml/2006/picture">
+                <pic:pic xmlns:pic="http://schemas.openxmlformats.org/drawingml/2006/picture">
+                  <pic:nvPicPr>
+                    <pic:cNvPr id="958056520" name=""/>
+                    <pic:cNvPicPr/>
+                  </pic:nvPicPr>
+                  <pic:blipFill>
+                    <a:blip r:embed="rId20"/>
+                    <a:stretch>
+                      <a:fillRect/>
+                    </a:stretch>
+                  </pic:blipFill>
+                  <pic:spPr>
+                    <a:xfrm>
+                      <a:off x="0" y="0"/>
+                      <a:ext cx="5077822" cy="2409049"/>
+                    </a:xfrm>
+                    <a:prstGeom prst="rect">
+                      <a:avLst/>
+                    </a:prstGeom>
+                  </pic:spPr>
+                </pic:pic>
+              </a:graphicData>
+            </a:graphic>
+          </wp:inline>
+        </w:drawing>
+      </w:r>
+    </w:p>
+    <w:p>
+      <w:pPr>
+        <w:rPr>
+          <w:rFonts w:cs="B Nazanin"/>
+          <w:sz w:val="28"/>
+          <w:szCs w:val="28"/>
+          <w:rtl/>
+          <w:lang w:bidi="fa-IR"/>
+        </w:rPr>
+      </w:pPr>
+      <w:r>
+        <w:rPr>
+          <w:rFonts w:cs="B Nazanin"/>
+          <w:sz w:val="28"/>
+          <w:szCs w:val="28"/>
+          <w:rtl/>
+          <w:lang w:bidi="fa-IR"/>
+        </w:rPr>
+        <w:lastRenderedPageBreak/>
+        <w:t xml:space="preserve">روش </w:t>
       </w:r>
       <w:proofErr w:type="spellStart"/>
       <w:r>
+        <w:rPr>
+          <w:rFonts w:cs="B Nazanin"/>
+          <w:sz w:val="28"/>
+          <w:szCs w:val="28"/>
+          <w:rtl/>
+          <w:lang w:bidi="fa-IR"/>
+        </w:rPr>
+        <w:t>تورنومنت</w:t>
+      </w:r>
+      <w:proofErr w:type="spellEnd"/>
+      <w:r>
+        <w:rPr>
+          <w:rFonts w:cs="B Nazanin"/>
+          <w:sz w:val="28"/>
+          <w:szCs w:val="28"/>
+          <w:rtl/>
+          <w:lang w:bidi="fa-IR"/>
+        </w:rPr>
+        <w:t xml:space="preserve"> عملکرد بهتر</w:t>
+      </w:r>
+      <w:r>
+        <w:rPr>
+          <w:rFonts w:cs="B Nazanin" w:hint="cs"/>
+          <w:sz w:val="28"/>
+          <w:szCs w:val="28"/>
+          <w:rtl/>
+          <w:lang w:bidi="fa-IR"/>
+        </w:rPr>
+        <w:t>ی</w:t>
+      </w:r>
+      <w:r>
+        <w:rPr>
+          <w:rFonts w:cs="B Nazanin"/>
+          <w:sz w:val="28"/>
+          <w:szCs w:val="28"/>
+          <w:rtl/>
+          <w:lang w:bidi="fa-IR"/>
+        </w:rPr>
+        <w:t xml:space="preserve"> داشته است. </w:t>
+      </w:r>
+    </w:p>
+    <w:p>
+      <w:pPr>
+        <w:rPr>
+          <w:rFonts w:cs="B Nazanin"/>
+          <w:sz w:val="28"/>
+          <w:szCs w:val="28"/>
+          <w:rtl/>
+          <w:lang w:bidi="fa-IR"/>
+        </w:rPr>
+      </w:pPr>
+      <w:r>
+        <w:rPr>
+          <w:rFonts w:cs="B Nazanin"/>
+          <w:sz w:val="28"/>
+          <w:szCs w:val="28"/>
+          <w:rtl/>
+          <w:lang w:bidi="fa-IR"/>
+        </w:rPr>
+        <w:t>دقت نها</w:t>
+      </w:r>
+      <w:r>
+        <w:rPr>
+          <w:rFonts w:cs="B Nazanin" w:hint="cs"/>
+          <w:sz w:val="28"/>
+          <w:szCs w:val="28"/>
+          <w:rtl/>
+          <w:lang w:bidi="fa-IR"/>
+        </w:rPr>
+        <w:t>یی</w:t>
+      </w:r>
+      <w:r>
+        <w:rPr>
+          <w:rFonts w:cs="B Nazanin"/>
+          <w:sz w:val="28"/>
+          <w:szCs w:val="28"/>
+          <w:rtl/>
+          <w:lang w:bidi="fa-IR"/>
+        </w:rPr>
+        <w:t xml:space="preserve"> رو</w:t>
+      </w:r>
+      <w:r>
+        <w:rPr>
+          <w:rFonts w:cs="B Nazanin" w:hint="cs"/>
+          <w:sz w:val="28"/>
+          <w:szCs w:val="28"/>
+          <w:rtl/>
+          <w:lang w:bidi="fa-IR"/>
+        </w:rPr>
+        <w:t>ی</w:t>
+      </w:r>
+      <w:r>
+        <w:rPr>
+          <w:rFonts w:cs="B Nazanin"/>
+          <w:sz w:val="28"/>
+          <w:szCs w:val="28"/>
+          <w:rtl/>
+          <w:lang w:bidi="fa-IR"/>
+        </w:rPr>
+        <w:t xml:space="preserve"> داده آزمون: </w:t>
+      </w:r>
+    </w:p>
+    <w:p>
+      <w:pPr>
+        <w:rPr>
+          <w:rFonts w:cs="B Nazanin"/>
+          <w:sz w:val="28"/>
+          <w:szCs w:val="28"/>
+          <w:rtl/>
+          <w:lang w:bidi="fa-IR"/>
+        </w:rPr>
+      </w:pPr>
+      <w:r>
+        <w:rPr>
+          <w:rFonts w:cs="B Nazanin"/>
+          <w:sz w:val="28"/>
+          <w:szCs w:val="28"/>
+          <w:rtl/>
+          <w:lang w:bidi="fa-IR"/>
+        </w:rPr>
+        <w:t xml:space="preserve">  روش </w:t>
+      </w:r>
+      <w:proofErr w:type="spellStart"/>
+      <w:r>
+        <w:rPr>
+          <w:rFonts w:cs="B Nazanin"/>
+          <w:sz w:val="28"/>
+          <w:szCs w:val="28"/>
+          <w:rtl/>
+          <w:lang w:bidi="fa-IR"/>
+        </w:rPr>
+        <w:t>تورنومنت</w:t>
+      </w:r>
+      <w:proofErr w:type="spellEnd"/>
+      <w:r>
+        <w:rPr>
+          <w:rFonts w:cs="B Nazanin"/>
+          <w:sz w:val="28"/>
+          <w:szCs w:val="28"/>
+          <w:rtl/>
+          <w:lang w:bidi="fa-IR"/>
+        </w:rPr>
+        <w:t xml:space="preserve"> به دقت ۸۲</w:t>
+      </w:r>
+      <w:r>
+        <w:rPr>
+          <w:rFonts w:ascii="Arial" w:hAnsi="Arial" w:cs="Arial" w:hint="cs"/>
+          <w:sz w:val="28"/>
+          <w:szCs w:val="28"/>
+          <w:rtl/>
+          <w:lang w:bidi="fa-IR"/>
+        </w:rPr>
+        <w:t>٫</w:t>
+      </w:r>
+      <w:r>
+        <w:rPr>
+          <w:rFonts w:cs="B Nazanin" w:hint="cs"/>
+          <w:sz w:val="28"/>
+          <w:szCs w:val="28"/>
+          <w:rtl/>
+          <w:lang w:bidi="fa-IR"/>
+        </w:rPr>
+        <w:t>۶۹</w:t>
+      </w:r>
+      <w:r>
+        <w:rPr>
+          <w:rFonts w:ascii="Arial" w:hAnsi="Arial" w:cs="Arial" w:hint="cs"/>
+          <w:sz w:val="28"/>
+          <w:szCs w:val="28"/>
+          <w:rtl/>
+          <w:lang w:bidi="fa-IR"/>
+        </w:rPr>
+        <w:t>٪</w:t>
+      </w:r>
+      <w:r>
+        <w:rPr>
+          <w:rFonts w:cs="B Nazanin"/>
+          <w:sz w:val="28"/>
+          <w:szCs w:val="28"/>
+          <w:rtl/>
+          <w:lang w:bidi="fa-IR"/>
+        </w:rPr>
+        <w:t xml:space="preserve"> </w:t>
+      </w:r>
+      <w:r>
+        <w:rPr>
+          <w:rFonts w:cs="B Nazanin" w:hint="cs"/>
+          <w:sz w:val="28"/>
+          <w:szCs w:val="28"/>
+          <w:rtl/>
+          <w:lang w:bidi="fa-IR"/>
+        </w:rPr>
+        <w:t>رسی</w:t>
+      </w:r>
+      <w:r>
+        <w:rPr>
+          <w:rFonts w:cs="B Nazanin" w:hint="eastAsia"/>
+          <w:sz w:val="28"/>
+          <w:szCs w:val="28"/>
+          <w:rtl/>
+          <w:lang w:bidi="fa-IR"/>
+        </w:rPr>
+        <w:t>د،</w:t>
+      </w:r>
+      <w:r>
+        <w:rPr>
+          <w:rFonts w:cs="B Nazanin"/>
+          <w:sz w:val="28"/>
+          <w:szCs w:val="28"/>
+          <w:rtl/>
+          <w:lang w:bidi="fa-IR"/>
+        </w:rPr>
+        <w:t xml:space="preserve"> در حال</w:t>
+      </w:r>
+      <w:r>
+        <w:rPr>
+          <w:rFonts w:cs="B Nazanin" w:hint="cs"/>
+          <w:sz w:val="28"/>
+          <w:szCs w:val="28"/>
+          <w:rtl/>
+          <w:lang w:bidi="fa-IR"/>
+        </w:rPr>
+        <w:t>ی</w:t>
+      </w:r>
+      <w:r>
+        <w:rPr>
+          <w:rFonts w:cs="B Nazanin"/>
+          <w:sz w:val="28"/>
+          <w:szCs w:val="28"/>
+          <w:rtl/>
+          <w:lang w:bidi="fa-IR"/>
+        </w:rPr>
+        <w:t xml:space="preserve"> که روش </w:t>
+      </w:r>
+      <w:proofErr w:type="spellStart"/>
+      <w:r>
+        <w:rPr>
+          <w:rFonts w:cs="B Nazanin"/>
+          <w:sz w:val="28"/>
+          <w:szCs w:val="28"/>
+          <w:rtl/>
+          <w:lang w:bidi="fa-IR"/>
+        </w:rPr>
+        <w:t>رولت</w:t>
+      </w:r>
+      <w:proofErr w:type="spellEnd"/>
+      <w:r>
+        <w:rPr>
+          <w:rFonts w:cs="B Nazanin"/>
+          <w:sz w:val="28"/>
+          <w:szCs w:val="28"/>
+          <w:rtl/>
+          <w:lang w:bidi="fa-IR"/>
+        </w:rPr>
+        <w:t xml:space="preserve"> دقت ۸۰</w:t>
+      </w:r>
+      <w:r>
+        <w:rPr>
+          <w:rFonts w:ascii="Arial" w:hAnsi="Arial" w:cs="Arial" w:hint="cs"/>
+          <w:sz w:val="28"/>
+          <w:szCs w:val="28"/>
+          <w:rtl/>
+          <w:lang w:bidi="fa-IR"/>
+        </w:rPr>
+        <w:t>٫</w:t>
+      </w:r>
+      <w:r>
+        <w:rPr>
+          <w:rFonts w:cs="B Nazanin" w:hint="cs"/>
+          <w:sz w:val="28"/>
+          <w:szCs w:val="28"/>
+          <w:rtl/>
+          <w:lang w:bidi="fa-IR"/>
+        </w:rPr>
+        <w:t>۵۸</w:t>
+      </w:r>
+      <w:r>
+        <w:rPr>
+          <w:rFonts w:ascii="Arial" w:hAnsi="Arial" w:cs="Arial" w:hint="cs"/>
+          <w:sz w:val="28"/>
+          <w:szCs w:val="28"/>
+          <w:rtl/>
+          <w:lang w:bidi="fa-IR"/>
+        </w:rPr>
+        <w:t>٪</w:t>
+      </w:r>
+      <w:r>
+        <w:rPr>
+          <w:rFonts w:cs="B Nazanin"/>
+          <w:sz w:val="28"/>
+          <w:szCs w:val="28"/>
+          <w:rtl/>
+          <w:lang w:bidi="fa-IR"/>
+        </w:rPr>
+        <w:t xml:space="preserve"> </w:t>
+      </w:r>
+      <w:r>
+        <w:rPr>
+          <w:rFonts w:cs="B Nazanin" w:hint="cs"/>
+          <w:sz w:val="28"/>
+          <w:szCs w:val="28"/>
+          <w:rtl/>
+          <w:lang w:bidi="fa-IR"/>
+        </w:rPr>
+        <w:t>داشت</w:t>
+      </w:r>
+      <w:r>
+        <w:rPr>
+          <w:rFonts w:cs="B Nazanin"/>
+          <w:sz w:val="28"/>
+          <w:szCs w:val="28"/>
+          <w:rtl/>
+          <w:lang w:bidi="fa-IR"/>
+        </w:rPr>
+        <w:t xml:space="preserve">.  </w:t>
+      </w:r>
+    </w:p>
+    <w:p>
+      <w:pPr>
+        <w:rPr>
+          <w:rFonts w:cs="B Nazanin"/>
+          <w:sz w:val="28"/>
+          <w:szCs w:val="28"/>
+          <w:rtl/>
+          <w:lang w:bidi="fa-IR"/>
+        </w:rPr>
+      </w:pPr>
+      <w:r>
+        <w:rPr>
+          <w:rFonts w:cs="B Nazanin"/>
+          <w:sz w:val="28"/>
+          <w:szCs w:val="28"/>
+          <w:rtl/>
+          <w:lang w:bidi="fa-IR"/>
+        </w:rPr>
+        <w:t>تعداد قوان</w:t>
+      </w:r>
+      <w:r>
+        <w:rPr>
+          <w:rFonts w:cs="B Nazanin" w:hint="cs"/>
+          <w:sz w:val="28"/>
+          <w:szCs w:val="28"/>
+          <w:rtl/>
+          <w:lang w:bidi="fa-IR"/>
+        </w:rPr>
+        <w:t>ی</w:t>
+      </w:r>
+      <w:r>
+        <w:rPr>
+          <w:rFonts w:cs="B Nazanin" w:hint="eastAsia"/>
+          <w:sz w:val="28"/>
+          <w:szCs w:val="28"/>
+          <w:rtl/>
+          <w:lang w:bidi="fa-IR"/>
+        </w:rPr>
+        <w:t>ن</w:t>
+      </w:r>
+      <w:r>
+        <w:rPr>
+          <w:rFonts w:cs="B Nazanin"/>
+          <w:sz w:val="28"/>
+          <w:szCs w:val="28"/>
+          <w:rtl/>
+          <w:lang w:bidi="fa-IR"/>
+        </w:rPr>
+        <w:t xml:space="preserve"> نها</w:t>
+      </w:r>
+      <w:r>
+        <w:rPr>
+          <w:rFonts w:cs="B Nazanin" w:hint="cs"/>
+          <w:sz w:val="28"/>
+          <w:szCs w:val="28"/>
+          <w:rtl/>
+          <w:lang w:bidi="fa-IR"/>
+        </w:rPr>
+        <w:t>یی</w:t>
+      </w:r>
+      <w:r>
+        <w:rPr>
+          <w:rFonts w:cs="B Nazanin"/>
+          <w:sz w:val="28"/>
+          <w:szCs w:val="28"/>
+          <w:rtl/>
+          <w:lang w:bidi="fa-IR"/>
+        </w:rPr>
+        <w:t xml:space="preserve">: </w:t>
+      </w:r>
+    </w:p>
+    <w:p>
+      <w:pPr>
+        <w:rPr>
+          <w:rFonts w:cs="B Nazanin"/>
+          <w:sz w:val="28"/>
+          <w:szCs w:val="28"/>
+          <w:rtl/>
+          <w:lang w:bidi="fa-IR"/>
+        </w:rPr>
+      </w:pPr>
+      <w:r>
+        <w:rPr>
+          <w:rFonts w:cs="B Nazanin"/>
+          <w:sz w:val="28"/>
+          <w:szCs w:val="28"/>
+          <w:rtl/>
+          <w:lang w:bidi="fa-IR"/>
+        </w:rPr>
+        <w:t xml:space="preserve">  </w:t>
+      </w:r>
+      <w:proofErr w:type="spellStart"/>
+      <w:r>
+        <w:rPr>
+          <w:rFonts w:cs="B Nazanin"/>
+          <w:sz w:val="28"/>
+          <w:szCs w:val="28"/>
+          <w:rtl/>
+          <w:lang w:bidi="fa-IR"/>
+        </w:rPr>
+        <w:t>تورنومنت</w:t>
+      </w:r>
+      <w:proofErr w:type="spellEnd"/>
+      <w:r>
+        <w:rPr>
+          <w:rFonts w:cs="B Nazanin"/>
+          <w:sz w:val="28"/>
+          <w:szCs w:val="28"/>
+          <w:rtl/>
+          <w:lang w:bidi="fa-IR"/>
+        </w:rPr>
+        <w:t xml:space="preserve"> تعداد قوان</w:t>
+      </w:r>
+      <w:r>
+        <w:rPr>
+          <w:rFonts w:cs="B Nazanin" w:hint="cs"/>
+          <w:sz w:val="28"/>
+          <w:szCs w:val="28"/>
+          <w:rtl/>
+          <w:lang w:bidi="fa-IR"/>
+        </w:rPr>
+        <w:t>ی</w:t>
+      </w:r>
+      <w:r>
+        <w:rPr>
+          <w:rFonts w:cs="B Nazanin" w:hint="eastAsia"/>
+          <w:sz w:val="28"/>
+          <w:szCs w:val="28"/>
+          <w:rtl/>
+          <w:lang w:bidi="fa-IR"/>
+        </w:rPr>
+        <w:t>ن</w:t>
+      </w:r>
+      <w:r>
+        <w:rPr>
+          <w:rFonts w:cs="B Nazanin"/>
+          <w:sz w:val="28"/>
+          <w:szCs w:val="28"/>
+          <w:rtl/>
+          <w:lang w:bidi="fa-IR"/>
+        </w:rPr>
+        <w:t xml:space="preserve"> کمتر</w:t>
+      </w:r>
+      <w:r>
+        <w:rPr>
+          <w:rFonts w:cs="B Nazanin" w:hint="cs"/>
+          <w:sz w:val="28"/>
+          <w:szCs w:val="28"/>
+          <w:rtl/>
+          <w:lang w:bidi="fa-IR"/>
+        </w:rPr>
+        <w:t>ی</w:t>
+      </w:r>
+      <w:r>
+        <w:rPr>
+          <w:rFonts w:cs="B Nazanin"/>
+          <w:sz w:val="28"/>
+          <w:szCs w:val="28"/>
+          <w:rtl/>
+          <w:lang w:bidi="fa-IR"/>
+        </w:rPr>
+        <w:t xml:space="preserve"> (۳۳۵ قانون) نسبت به </w:t>
+      </w:r>
+      <w:proofErr w:type="spellStart"/>
+      <w:r>
+        <w:rPr>
+          <w:rFonts w:cs="B Nazanin"/>
+          <w:sz w:val="28"/>
+          <w:szCs w:val="28"/>
+          <w:rtl/>
+          <w:lang w:bidi="fa-IR"/>
+        </w:rPr>
+        <w:t>رولت</w:t>
+      </w:r>
+      <w:proofErr w:type="spellEnd"/>
+      <w:r>
+        <w:rPr>
+          <w:rFonts w:cs="B Nazanin"/>
+          <w:sz w:val="28"/>
+          <w:szCs w:val="28"/>
+          <w:rtl/>
+          <w:lang w:bidi="fa-IR"/>
+        </w:rPr>
+        <w:t xml:space="preserve"> (۴۰۰ </w:t>
+      </w:r>
+      <w:proofErr w:type="spellStart"/>
+      <w:r>
+        <w:rPr>
+          <w:rFonts w:cs="B Nazanin"/>
+          <w:sz w:val="28"/>
+          <w:szCs w:val="28"/>
+          <w:rtl/>
+          <w:lang w:bidi="fa-IR"/>
+        </w:rPr>
+        <w:t>قانون</w:t>
+      </w:r>
+      <w:r>
+        <w:rPr>
+          <w:rFonts w:cs="B Nazanin" w:hint="cs"/>
+          <w:sz w:val="28"/>
+          <w:szCs w:val="28"/>
+          <w:rtl/>
+          <w:lang w:bidi="fa-IR"/>
+        </w:rPr>
+        <w:t>پ</w:t>
+      </w:r>
+      <w:proofErr w:type="spellEnd"/>
+      <w:r>
+        <w:rPr>
+          <w:rFonts w:cs="B Nazanin"/>
+          <w:sz w:val="28"/>
+          <w:szCs w:val="28"/>
+          <w:rtl/>
+          <w:lang w:bidi="fa-IR"/>
+        </w:rPr>
+        <w:t xml:space="preserve">) انتخاب کرد که </w:t>
+      </w:r>
+      <w:proofErr w:type="spellStart"/>
+      <w:r>
+        <w:rPr>
+          <w:rFonts w:cs="B Nazanin"/>
+          <w:sz w:val="28"/>
+          <w:szCs w:val="28"/>
+          <w:rtl/>
+          <w:lang w:bidi="fa-IR"/>
+        </w:rPr>
+        <w:t>نشان‌دهنده</w:t>
+      </w:r>
+      <w:proofErr w:type="spellEnd"/>
+      <w:r>
+        <w:rPr>
+          <w:rFonts w:cs="B Nazanin"/>
+          <w:sz w:val="28"/>
+          <w:szCs w:val="28"/>
+          <w:rtl/>
+          <w:lang w:bidi="fa-IR"/>
+        </w:rPr>
+        <w:t xml:space="preserve"> </w:t>
+      </w:r>
+      <w:proofErr w:type="spellStart"/>
+      <w:r>
+        <w:rPr>
+          <w:rFonts w:cs="B Nazanin"/>
+          <w:sz w:val="28"/>
+          <w:szCs w:val="28"/>
+          <w:rtl/>
+          <w:lang w:bidi="fa-IR"/>
+        </w:rPr>
+        <w:t>ساده‌تر</w:t>
+      </w:r>
+      <w:proofErr w:type="spellEnd"/>
+      <w:r>
+        <w:rPr>
+          <w:rFonts w:cs="B Nazanin"/>
+          <w:sz w:val="28"/>
+          <w:szCs w:val="28"/>
+          <w:rtl/>
+          <w:lang w:bidi="fa-IR"/>
+        </w:rPr>
+        <w:t xml:space="preserve"> و </w:t>
+      </w:r>
+      <w:proofErr w:type="spellStart"/>
+      <w:r>
+        <w:rPr>
+          <w:rFonts w:cs="B Nazanin"/>
+          <w:sz w:val="28"/>
+          <w:szCs w:val="28"/>
+          <w:rtl/>
+          <w:lang w:bidi="fa-IR"/>
+        </w:rPr>
+        <w:t>تفس</w:t>
+      </w:r>
+      <w:r>
+        <w:rPr>
+          <w:rFonts w:cs="B Nazanin" w:hint="cs"/>
+          <w:sz w:val="28"/>
+          <w:szCs w:val="28"/>
+          <w:rtl/>
+          <w:lang w:bidi="fa-IR"/>
+        </w:rPr>
+        <w:t>ی</w:t>
+      </w:r>
+      <w:r>
+        <w:rPr>
+          <w:rFonts w:cs="B Nazanin" w:hint="eastAsia"/>
+          <w:sz w:val="28"/>
+          <w:szCs w:val="28"/>
+          <w:rtl/>
+          <w:lang w:bidi="fa-IR"/>
+        </w:rPr>
+        <w:t>رپذ</w:t>
+      </w:r>
+      <w:r>
+        <w:rPr>
+          <w:rFonts w:cs="B Nazanin" w:hint="cs"/>
+          <w:sz w:val="28"/>
+          <w:szCs w:val="28"/>
+          <w:rtl/>
+          <w:lang w:bidi="fa-IR"/>
+        </w:rPr>
+        <w:t>ی</w:t>
+      </w:r>
+      <w:r>
+        <w:rPr>
+          <w:rFonts w:cs="B Nazanin" w:hint="eastAsia"/>
+          <w:sz w:val="28"/>
+          <w:szCs w:val="28"/>
+          <w:rtl/>
+          <w:lang w:bidi="fa-IR"/>
+        </w:rPr>
+        <w:t>رتر</w:t>
+      </w:r>
+      <w:proofErr w:type="spellEnd"/>
+      <w:r>
+        <w:rPr>
+          <w:rFonts w:cs="B Nazanin"/>
+          <w:sz w:val="28"/>
+          <w:szCs w:val="28"/>
+          <w:rtl/>
+          <w:lang w:bidi="fa-IR"/>
+        </w:rPr>
+        <w:t xml:space="preserve"> بودن مدل است.  </w:t>
+      </w:r>
+    </w:p>
+    <w:p>
+      <w:pPr>
+        <w:rPr>
+          <w:rFonts w:cs="B Nazanin"/>
+          <w:sz w:val="28"/>
+          <w:szCs w:val="28"/>
+          <w:rtl/>
+          <w:lang w:bidi="fa-IR"/>
+        </w:rPr>
+      </w:pPr>
+      <w:proofErr w:type="spellStart"/>
+      <w:r>
+        <w:rPr>
+          <w:rFonts w:cs="B Nazanin"/>
+          <w:sz w:val="28"/>
+          <w:szCs w:val="28"/>
+          <w:rtl/>
+          <w:lang w:bidi="fa-IR"/>
+        </w:rPr>
+        <w:t>همگرا</w:t>
+      </w:r>
+      <w:r>
+        <w:rPr>
+          <w:rFonts w:cs="B Nazanin" w:hint="cs"/>
+          <w:sz w:val="28"/>
+          <w:szCs w:val="28"/>
+          <w:rtl/>
+          <w:lang w:bidi="fa-IR"/>
+        </w:rPr>
+        <w:t>یی</w:t>
+      </w:r>
+      <w:proofErr w:type="spellEnd"/>
+      <w:r>
+        <w:rPr>
+          <w:rFonts w:cs="B Nazanin"/>
+          <w:sz w:val="28"/>
+          <w:szCs w:val="28"/>
+          <w:rtl/>
+          <w:lang w:bidi="fa-IR"/>
+        </w:rPr>
+        <w:t xml:space="preserve"> و پا</w:t>
+      </w:r>
+      <w:r>
+        <w:rPr>
+          <w:rFonts w:cs="B Nazanin" w:hint="cs"/>
+          <w:sz w:val="28"/>
+          <w:szCs w:val="28"/>
+          <w:rtl/>
+          <w:lang w:bidi="fa-IR"/>
+        </w:rPr>
+        <w:t>ی</w:t>
+      </w:r>
+      <w:r>
+        <w:rPr>
+          <w:rFonts w:cs="B Nazanin" w:hint="eastAsia"/>
+          <w:sz w:val="28"/>
+          <w:szCs w:val="28"/>
+          <w:rtl/>
+          <w:lang w:bidi="fa-IR"/>
+        </w:rPr>
+        <w:t>دار</w:t>
+      </w:r>
+      <w:r>
+        <w:rPr>
+          <w:rFonts w:cs="B Nazanin" w:hint="cs"/>
+          <w:sz w:val="28"/>
+          <w:szCs w:val="28"/>
+          <w:rtl/>
+          <w:lang w:bidi="fa-IR"/>
+        </w:rPr>
+        <w:t>ی</w:t>
+      </w:r>
+      <w:r>
+        <w:rPr>
+          <w:rFonts w:cs="B Nazanin"/>
+          <w:sz w:val="28"/>
+          <w:szCs w:val="28"/>
+          <w:rtl/>
+          <w:lang w:bidi="fa-IR"/>
+        </w:rPr>
+        <w:t xml:space="preserve">: </w:t>
+      </w:r>
+    </w:p>
+    <w:p>
+      <w:pPr>
+        <w:rPr>
+          <w:rFonts w:cs="B Nazanin"/>
+          <w:sz w:val="28"/>
+          <w:szCs w:val="28"/>
+          <w:rtl/>
+          <w:lang w:bidi="fa-IR"/>
+        </w:rPr>
+      </w:pPr>
+      <w:r>
+        <w:rPr>
+          <w:rFonts w:cs="B Nazanin"/>
+          <w:sz w:val="28"/>
+          <w:szCs w:val="28"/>
+          <w:rtl/>
+          <w:lang w:bidi="fa-IR"/>
+        </w:rPr>
+        <w:t xml:space="preserve">  در روش </w:t>
+      </w:r>
+      <w:proofErr w:type="spellStart"/>
+      <w:r>
+        <w:rPr>
+          <w:rFonts w:cs="B Nazanin"/>
+          <w:sz w:val="28"/>
+          <w:szCs w:val="28"/>
+          <w:rtl/>
+          <w:lang w:bidi="fa-IR"/>
+        </w:rPr>
+        <w:t>تورنومنت</w:t>
+      </w:r>
+      <w:proofErr w:type="spellEnd"/>
+      <w:r>
+        <w:rPr>
+          <w:rFonts w:cs="B Nazanin"/>
+          <w:sz w:val="28"/>
+          <w:szCs w:val="28"/>
+          <w:rtl/>
+          <w:lang w:bidi="fa-IR"/>
+        </w:rPr>
+        <w:t>، بهتر</w:t>
+      </w:r>
+      <w:r>
+        <w:rPr>
+          <w:rFonts w:cs="B Nazanin" w:hint="cs"/>
+          <w:sz w:val="28"/>
+          <w:szCs w:val="28"/>
+          <w:rtl/>
+          <w:lang w:bidi="fa-IR"/>
+        </w:rPr>
+        <w:t>ی</w:t>
+      </w:r>
+      <w:r>
+        <w:rPr>
+          <w:rFonts w:cs="B Nazanin" w:hint="eastAsia"/>
+          <w:sz w:val="28"/>
+          <w:szCs w:val="28"/>
+          <w:rtl/>
+          <w:lang w:bidi="fa-IR"/>
+        </w:rPr>
+        <w:t>ن</w:t>
+      </w:r>
+      <w:r>
+        <w:rPr>
+          <w:rFonts w:cs="B Nazanin"/>
+          <w:sz w:val="28"/>
+          <w:szCs w:val="28"/>
+          <w:rtl/>
+          <w:lang w:bidi="fa-IR"/>
+        </w:rPr>
+        <w:t xml:space="preserve"> </w:t>
+      </w:r>
+      <w:proofErr w:type="spellStart"/>
+      <w:r>
+        <w:rPr>
+          <w:rFonts w:cs="B Nazanin"/>
+          <w:sz w:val="28"/>
+          <w:szCs w:val="28"/>
+          <w:rtl/>
+          <w:lang w:bidi="fa-IR"/>
+        </w:rPr>
+        <w:t>برازندگ</w:t>
+      </w:r>
+      <w:r>
+        <w:rPr>
+          <w:rFonts w:cs="B Nazanin" w:hint="cs"/>
+          <w:sz w:val="28"/>
+          <w:szCs w:val="28"/>
+          <w:rtl/>
+          <w:lang w:bidi="fa-IR"/>
+        </w:rPr>
+        <w:t>ی</w:t>
+      </w:r>
+      <w:proofErr w:type="spellEnd"/>
+      <w:r>
+        <w:rPr>
+          <w:rFonts w:cs="B Nazanin"/>
+          <w:sz w:val="28"/>
+          <w:szCs w:val="28"/>
+          <w:rtl/>
+          <w:lang w:bidi="fa-IR"/>
+        </w:rPr>
+        <w:t xml:space="preserve"> (</w:t>
+      </w:r>
+      <w:r>
+        <w:rPr>
+          <w:rFonts w:cs="B Nazanin"/>
+          <w:sz w:val="28"/>
+          <w:szCs w:val="28"/>
+          <w:lang w:bidi="fa-IR"/>
+        </w:rPr>
+        <w:t>max</w:t>
+      </w:r>
+      <w:r>
+        <w:rPr>
+          <w:rFonts w:cs="B Nazanin"/>
+          <w:sz w:val="28"/>
+          <w:szCs w:val="28"/>
+          <w:rtl/>
+          <w:lang w:bidi="fa-IR"/>
+        </w:rPr>
+        <w:t xml:space="preserve">) از </w:t>
+      </w:r>
+      <w:proofErr w:type="spellStart"/>
+      <w:r>
+        <w:rPr>
+          <w:rFonts w:cs="B Nazanin"/>
+          <w:sz w:val="28"/>
+          <w:szCs w:val="28"/>
+          <w:rtl/>
+          <w:lang w:bidi="fa-IR"/>
+        </w:rPr>
+        <w:t>نسل‌ها</w:t>
+      </w:r>
+      <w:r>
+        <w:rPr>
+          <w:rFonts w:cs="B Nazanin" w:hint="cs"/>
+          <w:sz w:val="28"/>
+          <w:szCs w:val="28"/>
+          <w:rtl/>
+          <w:lang w:bidi="fa-IR"/>
+        </w:rPr>
+        <w:t>ی</w:t>
+      </w:r>
+      <w:proofErr w:type="spellEnd"/>
+      <w:r>
+        <w:rPr>
+          <w:rFonts w:cs="B Nazanin"/>
+          <w:sz w:val="28"/>
+          <w:szCs w:val="28"/>
+          <w:rtl/>
+          <w:lang w:bidi="fa-IR"/>
+        </w:rPr>
+        <w:t xml:space="preserve"> ابتدا</w:t>
+      </w:r>
+      <w:r>
+        <w:rPr>
+          <w:rFonts w:cs="B Nazanin" w:hint="cs"/>
+          <w:sz w:val="28"/>
+          <w:szCs w:val="28"/>
+          <w:rtl/>
+          <w:lang w:bidi="fa-IR"/>
+        </w:rPr>
+        <w:t>یی</w:t>
+      </w:r>
+      <w:r>
+        <w:rPr>
+          <w:rFonts w:cs="B Nazanin"/>
+          <w:sz w:val="28"/>
+          <w:szCs w:val="28"/>
+          <w:rtl/>
+          <w:lang w:bidi="fa-IR"/>
+        </w:rPr>
+        <w:t xml:space="preserve"> به حدود ۰</w:t>
+      </w:r>
+      <w:r>
+        <w:rPr>
+          <w:rFonts w:ascii="Arial" w:hAnsi="Arial" w:cs="Arial" w:hint="cs"/>
+          <w:sz w:val="28"/>
+          <w:szCs w:val="28"/>
+          <w:rtl/>
+          <w:lang w:bidi="fa-IR"/>
+        </w:rPr>
+        <w:t>٫</w:t>
+      </w:r>
+      <w:r>
+        <w:rPr>
+          <w:rFonts w:cs="B Nazanin" w:hint="cs"/>
+          <w:sz w:val="28"/>
+          <w:szCs w:val="28"/>
+          <w:rtl/>
+          <w:lang w:bidi="fa-IR"/>
+        </w:rPr>
+        <w:t>۹۷۶</w:t>
+      </w:r>
+      <w:r>
+        <w:rPr>
+          <w:rFonts w:cs="B Nazanin"/>
+          <w:sz w:val="28"/>
+          <w:szCs w:val="28"/>
+          <w:rtl/>
+          <w:lang w:bidi="fa-IR"/>
+        </w:rPr>
+        <w:t xml:space="preserve"> </w:t>
+      </w:r>
+      <w:r>
+        <w:rPr>
+          <w:rFonts w:cs="B Nazanin" w:hint="cs"/>
+          <w:sz w:val="28"/>
+          <w:szCs w:val="28"/>
+          <w:rtl/>
+          <w:lang w:bidi="fa-IR"/>
+        </w:rPr>
+        <w:t>رسی</w:t>
+      </w:r>
+      <w:r>
+        <w:rPr>
+          <w:rFonts w:cs="B Nazanin" w:hint="eastAsia"/>
+          <w:sz w:val="28"/>
+          <w:szCs w:val="28"/>
+          <w:rtl/>
+          <w:lang w:bidi="fa-IR"/>
+        </w:rPr>
+        <w:t>د</w:t>
+      </w:r>
+      <w:r>
+        <w:rPr>
+          <w:rFonts w:cs="B Nazanin"/>
+          <w:sz w:val="28"/>
+          <w:szCs w:val="28"/>
+          <w:rtl/>
+          <w:lang w:bidi="fa-IR"/>
+        </w:rPr>
+        <w:t xml:space="preserve"> و با نوسان کمتر</w:t>
+      </w:r>
+      <w:r>
+        <w:rPr>
+          <w:rFonts w:cs="B Nazanin" w:hint="cs"/>
+          <w:sz w:val="28"/>
+          <w:szCs w:val="28"/>
+          <w:rtl/>
+          <w:lang w:bidi="fa-IR"/>
+        </w:rPr>
+        <w:t>ی</w:t>
+      </w:r>
+      <w:r>
+        <w:rPr>
+          <w:rFonts w:cs="B Nazanin"/>
+          <w:sz w:val="28"/>
+          <w:szCs w:val="28"/>
+          <w:rtl/>
+          <w:lang w:bidi="fa-IR"/>
+        </w:rPr>
+        <w:t xml:space="preserve"> پا</w:t>
+      </w:r>
+      <w:r>
+        <w:rPr>
+          <w:rFonts w:cs="B Nazanin" w:hint="cs"/>
+          <w:sz w:val="28"/>
+          <w:szCs w:val="28"/>
+          <w:rtl/>
+          <w:lang w:bidi="fa-IR"/>
+        </w:rPr>
+        <w:t>ی</w:t>
+      </w:r>
+      <w:r>
+        <w:rPr>
+          <w:rFonts w:cs="B Nazanin" w:hint="eastAsia"/>
+          <w:sz w:val="28"/>
+          <w:szCs w:val="28"/>
+          <w:rtl/>
+          <w:lang w:bidi="fa-IR"/>
+        </w:rPr>
+        <w:t>دار</w:t>
+      </w:r>
+      <w:r>
+        <w:rPr>
+          <w:rFonts w:cs="B Nazanin"/>
+          <w:sz w:val="28"/>
+          <w:szCs w:val="28"/>
+          <w:rtl/>
+          <w:lang w:bidi="fa-IR"/>
+        </w:rPr>
+        <w:t xml:space="preserve"> ماند، در حال</w:t>
+      </w:r>
+      <w:r>
+        <w:rPr>
+          <w:rFonts w:cs="B Nazanin" w:hint="cs"/>
+          <w:sz w:val="28"/>
+          <w:szCs w:val="28"/>
+          <w:rtl/>
+          <w:lang w:bidi="fa-IR"/>
+        </w:rPr>
+        <w:t>ی</w:t>
+      </w:r>
+      <w:r>
+        <w:rPr>
+          <w:rFonts w:cs="B Nazanin"/>
+          <w:sz w:val="28"/>
+          <w:szCs w:val="28"/>
+          <w:rtl/>
+          <w:lang w:bidi="fa-IR"/>
+        </w:rPr>
+        <w:t xml:space="preserve"> که در روش </w:t>
+      </w:r>
+      <w:proofErr w:type="spellStart"/>
+      <w:r>
+        <w:rPr>
+          <w:rFonts w:cs="B Nazanin"/>
+          <w:sz w:val="28"/>
+          <w:szCs w:val="28"/>
+          <w:rtl/>
+          <w:lang w:bidi="fa-IR"/>
+        </w:rPr>
+        <w:t>رولت</w:t>
+      </w:r>
+      <w:proofErr w:type="spellEnd"/>
+      <w:r>
+        <w:rPr>
+          <w:rFonts w:cs="B Nazanin"/>
+          <w:sz w:val="28"/>
+          <w:szCs w:val="28"/>
+          <w:rtl/>
+          <w:lang w:bidi="fa-IR"/>
+        </w:rPr>
+        <w:t xml:space="preserve"> بهتر</w:t>
+      </w:r>
+      <w:r>
+        <w:rPr>
+          <w:rFonts w:cs="B Nazanin" w:hint="cs"/>
+          <w:sz w:val="28"/>
+          <w:szCs w:val="28"/>
+          <w:rtl/>
+          <w:lang w:bidi="fa-IR"/>
+        </w:rPr>
+        <w:t>ی</w:t>
+      </w:r>
+      <w:r>
+        <w:rPr>
+          <w:rFonts w:cs="B Nazanin" w:hint="eastAsia"/>
+          <w:sz w:val="28"/>
+          <w:szCs w:val="28"/>
+          <w:rtl/>
+          <w:lang w:bidi="fa-IR"/>
+        </w:rPr>
+        <w:t>ن</w:t>
+      </w:r>
+      <w:r>
+        <w:rPr>
+          <w:rFonts w:cs="B Nazanin"/>
+          <w:sz w:val="28"/>
+          <w:szCs w:val="28"/>
+          <w:rtl/>
+          <w:lang w:bidi="fa-IR"/>
+        </w:rPr>
+        <w:t xml:space="preserve"> </w:t>
+      </w:r>
+      <w:proofErr w:type="spellStart"/>
+      <w:r>
+        <w:rPr>
+          <w:rFonts w:cs="B Nazanin"/>
+          <w:sz w:val="28"/>
+          <w:szCs w:val="28"/>
+          <w:rtl/>
+          <w:lang w:bidi="fa-IR"/>
+        </w:rPr>
+        <w:t>برازندگ</w:t>
+      </w:r>
+      <w:r>
+        <w:rPr>
+          <w:rFonts w:cs="B Nazanin" w:hint="cs"/>
+          <w:sz w:val="28"/>
+          <w:szCs w:val="28"/>
+          <w:rtl/>
+          <w:lang w:bidi="fa-IR"/>
+        </w:rPr>
+        <w:t>ی</w:t>
+      </w:r>
+      <w:proofErr w:type="spellEnd"/>
+      <w:r>
+        <w:rPr>
+          <w:rFonts w:cs="B Nazanin"/>
+          <w:sz w:val="28"/>
+          <w:szCs w:val="28"/>
+          <w:rtl/>
+          <w:lang w:bidi="fa-IR"/>
+        </w:rPr>
+        <w:t xml:space="preserve"> ب</w:t>
+      </w:r>
+      <w:r>
+        <w:rPr>
+          <w:rFonts w:cs="B Nazanin" w:hint="cs"/>
+          <w:sz w:val="28"/>
+          <w:szCs w:val="28"/>
+          <w:rtl/>
+          <w:lang w:bidi="fa-IR"/>
+        </w:rPr>
+        <w:t>ی</w:t>
+      </w:r>
+      <w:r>
+        <w:rPr>
+          <w:rFonts w:cs="B Nazanin" w:hint="eastAsia"/>
+          <w:sz w:val="28"/>
+          <w:szCs w:val="28"/>
+          <w:rtl/>
+          <w:lang w:bidi="fa-IR"/>
+        </w:rPr>
+        <w:t>شتر</w:t>
+      </w:r>
+      <w:r>
+        <w:rPr>
+          <w:rFonts w:cs="B Nazanin"/>
+          <w:sz w:val="28"/>
+          <w:szCs w:val="28"/>
+          <w:rtl/>
+          <w:lang w:bidi="fa-IR"/>
+        </w:rPr>
+        <w:t xml:space="preserve"> در محدوده ۰</w:t>
+      </w:r>
+      <w:r>
+        <w:rPr>
+          <w:rFonts w:ascii="Arial" w:hAnsi="Arial" w:cs="Arial" w:hint="cs"/>
+          <w:sz w:val="28"/>
+          <w:szCs w:val="28"/>
+          <w:rtl/>
+          <w:lang w:bidi="fa-IR"/>
+        </w:rPr>
+        <w:t>٫</w:t>
+      </w:r>
+      <w:r>
+        <w:rPr>
+          <w:rFonts w:cs="B Nazanin" w:hint="cs"/>
+          <w:sz w:val="28"/>
+          <w:szCs w:val="28"/>
+          <w:rtl/>
+          <w:lang w:bidi="fa-IR"/>
+        </w:rPr>
+        <w:t>۹۵۵</w:t>
+      </w:r>
+      <w:r>
+        <w:rPr>
+          <w:rFonts w:cs="B Nazanin"/>
+          <w:sz w:val="28"/>
+          <w:szCs w:val="28"/>
+          <w:rtl/>
+          <w:lang w:bidi="fa-IR"/>
+        </w:rPr>
+        <w:t xml:space="preserve"> </w:t>
+      </w:r>
+      <w:r>
+        <w:rPr>
+          <w:rFonts w:cs="B Nazanin" w:hint="cs"/>
+          <w:sz w:val="28"/>
+          <w:szCs w:val="28"/>
+          <w:rtl/>
+          <w:lang w:bidi="fa-IR"/>
+        </w:rPr>
+        <w:t>باقی</w:t>
+      </w:r>
+      <w:r>
+        <w:rPr>
+          <w:rFonts w:cs="B Nazanin"/>
+          <w:sz w:val="28"/>
+          <w:szCs w:val="28"/>
+          <w:rtl/>
+          <w:lang w:bidi="fa-IR"/>
+        </w:rPr>
+        <w:t xml:space="preserve"> ماند و نوسان ب</w:t>
+      </w:r>
+      <w:r>
+        <w:rPr>
+          <w:rFonts w:cs="B Nazanin" w:hint="cs"/>
+          <w:sz w:val="28"/>
+          <w:szCs w:val="28"/>
+          <w:rtl/>
+          <w:lang w:bidi="fa-IR"/>
+        </w:rPr>
+        <w:t>ی</w:t>
+      </w:r>
+      <w:r>
+        <w:rPr>
+          <w:rFonts w:cs="B Nazanin" w:hint="eastAsia"/>
+          <w:sz w:val="28"/>
+          <w:szCs w:val="28"/>
+          <w:rtl/>
+          <w:lang w:bidi="fa-IR"/>
+        </w:rPr>
+        <w:t>شتر</w:t>
+      </w:r>
+      <w:r>
+        <w:rPr>
+          <w:rFonts w:cs="B Nazanin" w:hint="cs"/>
+          <w:sz w:val="28"/>
+          <w:szCs w:val="28"/>
+          <w:rtl/>
+          <w:lang w:bidi="fa-IR"/>
+        </w:rPr>
+        <w:t>ی</w:t>
+      </w:r>
+      <w:r>
+        <w:rPr>
+          <w:rFonts w:cs="B Nazanin"/>
+          <w:sz w:val="28"/>
+          <w:szCs w:val="28"/>
+          <w:rtl/>
+          <w:lang w:bidi="fa-IR"/>
+        </w:rPr>
+        <w:t xml:space="preserve"> داشت. همچن</w:t>
+      </w:r>
+      <w:r>
+        <w:rPr>
+          <w:rFonts w:cs="B Nazanin" w:hint="cs"/>
+          <w:sz w:val="28"/>
+          <w:szCs w:val="28"/>
+          <w:rtl/>
+          <w:lang w:bidi="fa-IR"/>
+        </w:rPr>
+        <w:t>ی</w:t>
+      </w:r>
+      <w:r>
+        <w:rPr>
+          <w:rFonts w:cs="B Nazanin" w:hint="eastAsia"/>
+          <w:sz w:val="28"/>
+          <w:szCs w:val="28"/>
+          <w:rtl/>
+          <w:lang w:bidi="fa-IR"/>
+        </w:rPr>
+        <w:t>ن</w:t>
+      </w:r>
+      <w:r>
+        <w:rPr>
+          <w:rFonts w:cs="B Nazanin"/>
+          <w:sz w:val="28"/>
+          <w:szCs w:val="28"/>
+          <w:rtl/>
+          <w:lang w:bidi="fa-IR"/>
+        </w:rPr>
+        <w:t xml:space="preserve"> م</w:t>
+      </w:r>
+      <w:r>
+        <w:rPr>
+          <w:rFonts w:cs="B Nazanin" w:hint="cs"/>
+          <w:sz w:val="28"/>
+          <w:szCs w:val="28"/>
+          <w:rtl/>
+          <w:lang w:bidi="fa-IR"/>
+        </w:rPr>
+        <w:t>ی</w:t>
+      </w:r>
+      <w:r>
+        <w:rPr>
+          <w:rFonts w:cs="B Nazanin" w:hint="eastAsia"/>
+          <w:sz w:val="28"/>
+          <w:szCs w:val="28"/>
+          <w:rtl/>
+          <w:lang w:bidi="fa-IR"/>
+        </w:rPr>
+        <w:t>انگ</w:t>
+      </w:r>
+      <w:r>
+        <w:rPr>
+          <w:rFonts w:cs="B Nazanin" w:hint="cs"/>
+          <w:sz w:val="28"/>
+          <w:szCs w:val="28"/>
+          <w:rtl/>
+          <w:lang w:bidi="fa-IR"/>
+        </w:rPr>
+        <w:t>ی</w:t>
+      </w:r>
+      <w:r>
+        <w:rPr>
+          <w:rFonts w:cs="B Nazanin" w:hint="eastAsia"/>
+          <w:sz w:val="28"/>
+          <w:szCs w:val="28"/>
+          <w:rtl/>
+          <w:lang w:bidi="fa-IR"/>
+        </w:rPr>
+        <w:t>ن</w:t>
+      </w:r>
+      <w:r>
+        <w:rPr>
+          <w:rFonts w:cs="B Nazanin"/>
+          <w:sz w:val="28"/>
+          <w:szCs w:val="28"/>
+          <w:rtl/>
+          <w:lang w:bidi="fa-IR"/>
+        </w:rPr>
+        <w:t xml:space="preserve"> </w:t>
+      </w:r>
+      <w:proofErr w:type="spellStart"/>
+      <w:r>
+        <w:rPr>
+          <w:rFonts w:cs="B Nazanin"/>
+          <w:sz w:val="28"/>
+          <w:szCs w:val="28"/>
+          <w:rtl/>
+          <w:lang w:bidi="fa-IR"/>
+        </w:rPr>
+        <w:t>برازندگ</w:t>
+      </w:r>
+      <w:r>
+        <w:rPr>
+          <w:rFonts w:cs="B Nazanin" w:hint="cs"/>
+          <w:sz w:val="28"/>
+          <w:szCs w:val="28"/>
+          <w:rtl/>
+          <w:lang w:bidi="fa-IR"/>
+        </w:rPr>
+        <w:t>ی</w:t>
+      </w:r>
+      <w:proofErr w:type="spellEnd"/>
+      <w:r>
+        <w:rPr>
+          <w:rFonts w:cs="B Nazanin"/>
+          <w:sz w:val="28"/>
+          <w:szCs w:val="28"/>
+          <w:rtl/>
+          <w:lang w:bidi="fa-IR"/>
+        </w:rPr>
+        <w:t xml:space="preserve"> در </w:t>
+      </w:r>
+      <w:proofErr w:type="spellStart"/>
+      <w:r>
+        <w:rPr>
+          <w:rFonts w:cs="B Nazanin"/>
+          <w:sz w:val="28"/>
+          <w:szCs w:val="28"/>
+          <w:rtl/>
+          <w:lang w:bidi="fa-IR"/>
+        </w:rPr>
+        <w:t>تورنومنت</w:t>
+      </w:r>
+      <w:proofErr w:type="spellEnd"/>
+      <w:r>
+        <w:rPr>
+          <w:rFonts w:cs="B Nazanin"/>
+          <w:sz w:val="28"/>
+          <w:szCs w:val="28"/>
+          <w:rtl/>
+          <w:lang w:bidi="fa-IR"/>
+        </w:rPr>
+        <w:t xml:space="preserve"> (۰</w:t>
+      </w:r>
+      <w:r>
+        <w:rPr>
+          <w:rFonts w:ascii="Arial" w:hAnsi="Arial" w:cs="Arial" w:hint="cs"/>
+          <w:sz w:val="28"/>
+          <w:szCs w:val="28"/>
+          <w:rtl/>
+          <w:lang w:bidi="fa-IR"/>
+        </w:rPr>
+        <w:t>٫</w:t>
+      </w:r>
+      <w:r>
+        <w:rPr>
+          <w:rFonts w:cs="B Nazanin" w:hint="cs"/>
+          <w:sz w:val="28"/>
+          <w:szCs w:val="28"/>
+          <w:rtl/>
+          <w:lang w:bidi="fa-IR"/>
+        </w:rPr>
+        <w:t>۹۷۴</w:t>
+      </w:r>
+      <w:r>
+        <w:rPr>
+          <w:rFonts w:cs="B Nazanin"/>
+          <w:sz w:val="28"/>
+          <w:szCs w:val="28"/>
+          <w:rtl/>
+          <w:lang w:bidi="fa-IR"/>
+        </w:rPr>
+        <w:t xml:space="preserve">) </w:t>
+      </w:r>
+      <w:r>
+        <w:rPr>
+          <w:rFonts w:cs="B Nazanin" w:hint="cs"/>
+          <w:sz w:val="28"/>
+          <w:szCs w:val="28"/>
+          <w:rtl/>
+          <w:lang w:bidi="fa-IR"/>
+        </w:rPr>
+        <w:t>بالاتر</w:t>
+      </w:r>
+      <w:r>
+        <w:rPr>
+          <w:rFonts w:cs="B Nazanin"/>
+          <w:sz w:val="28"/>
+          <w:szCs w:val="28"/>
+          <w:rtl/>
+          <w:lang w:bidi="fa-IR"/>
+        </w:rPr>
+        <w:t xml:space="preserve"> </w:t>
+      </w:r>
+      <w:r>
+        <w:rPr>
+          <w:rFonts w:cs="B Nazanin" w:hint="cs"/>
+          <w:sz w:val="28"/>
+          <w:szCs w:val="28"/>
+          <w:rtl/>
+          <w:lang w:bidi="fa-IR"/>
+        </w:rPr>
+        <w:t>از</w:t>
+      </w:r>
+      <w:r>
+        <w:rPr>
+          <w:rFonts w:cs="B Nazanin"/>
+          <w:sz w:val="28"/>
+          <w:szCs w:val="28"/>
+          <w:rtl/>
+          <w:lang w:bidi="fa-IR"/>
+        </w:rPr>
+        <w:t xml:space="preserve"> </w:t>
+      </w:r>
+      <w:proofErr w:type="spellStart"/>
+      <w:r>
+        <w:rPr>
+          <w:rFonts w:cs="B Nazanin" w:hint="cs"/>
+          <w:sz w:val="28"/>
+          <w:szCs w:val="28"/>
+          <w:rtl/>
+          <w:lang w:bidi="fa-IR"/>
+        </w:rPr>
+        <w:t>ر</w:t>
+      </w:r>
+      <w:r>
+        <w:rPr>
+          <w:rFonts w:cs="B Nazanin" w:hint="eastAsia"/>
+          <w:sz w:val="28"/>
+          <w:szCs w:val="28"/>
+          <w:rtl/>
+          <w:lang w:bidi="fa-IR"/>
+        </w:rPr>
+        <w:t>ولت</w:t>
+      </w:r>
+      <w:proofErr w:type="spellEnd"/>
+      <w:r>
+        <w:rPr>
+          <w:rFonts w:cs="B Nazanin"/>
+          <w:sz w:val="28"/>
+          <w:szCs w:val="28"/>
+          <w:rtl/>
+          <w:lang w:bidi="fa-IR"/>
+        </w:rPr>
+        <w:t xml:space="preserve"> (۰</w:t>
+      </w:r>
+      <w:r>
+        <w:rPr>
+          <w:rFonts w:ascii="Arial" w:hAnsi="Arial" w:cs="Arial" w:hint="cs"/>
+          <w:sz w:val="28"/>
+          <w:szCs w:val="28"/>
+          <w:rtl/>
+          <w:lang w:bidi="fa-IR"/>
+        </w:rPr>
+        <w:t>٫</w:t>
+      </w:r>
+      <w:r>
+        <w:rPr>
+          <w:rFonts w:cs="B Nazanin" w:hint="cs"/>
+          <w:sz w:val="28"/>
+          <w:szCs w:val="28"/>
+          <w:rtl/>
+          <w:lang w:bidi="fa-IR"/>
+        </w:rPr>
+        <w:t>۹۱۱</w:t>
+      </w:r>
+      <w:r>
+        <w:rPr>
+          <w:rFonts w:cs="B Nazanin"/>
+          <w:sz w:val="28"/>
+          <w:szCs w:val="28"/>
+          <w:rtl/>
+          <w:lang w:bidi="fa-IR"/>
+        </w:rPr>
+        <w:t xml:space="preserve">) </w:t>
+      </w:r>
+      <w:r>
+        <w:rPr>
+          <w:rFonts w:cs="B Nazanin" w:hint="cs"/>
+          <w:sz w:val="28"/>
+          <w:szCs w:val="28"/>
+          <w:rtl/>
+          <w:lang w:bidi="fa-IR"/>
+        </w:rPr>
+        <w:t>است</w:t>
+      </w:r>
+      <w:r>
+        <w:rPr>
+          <w:rFonts w:cs="B Nazanin"/>
+          <w:sz w:val="28"/>
+          <w:szCs w:val="28"/>
+          <w:rtl/>
+          <w:lang w:bidi="fa-IR"/>
+        </w:rPr>
+        <w:t xml:space="preserve">.  </w:t>
+      </w:r>
+    </w:p>
+    <w:p>
+      <w:pPr>
+        <w:rPr>
+          <w:rFonts w:cs="B Nazanin"/>
+          <w:sz w:val="28"/>
+          <w:szCs w:val="28"/>
+          <w:rtl/>
+          <w:lang w:bidi="fa-IR"/>
+        </w:rPr>
+      </w:pPr>
+      <w:r>
+        <w:rPr>
+          <w:rFonts w:cs="B Nazanin"/>
+          <w:sz w:val="28"/>
+          <w:szCs w:val="28"/>
+          <w:rtl/>
+          <w:lang w:bidi="fa-IR"/>
+        </w:rPr>
+        <w:t xml:space="preserve">سرعت </w:t>
+      </w:r>
+      <w:proofErr w:type="spellStart"/>
+      <w:r>
+        <w:rPr>
+          <w:rFonts w:cs="B Nazanin"/>
+          <w:sz w:val="28"/>
+          <w:szCs w:val="28"/>
+          <w:rtl/>
+          <w:lang w:bidi="fa-IR"/>
+        </w:rPr>
+        <w:t>همگرا</w:t>
+      </w:r>
+      <w:r>
+        <w:rPr>
+          <w:rFonts w:cs="B Nazanin" w:hint="cs"/>
+          <w:sz w:val="28"/>
+          <w:szCs w:val="28"/>
+          <w:rtl/>
+          <w:lang w:bidi="fa-IR"/>
+        </w:rPr>
+        <w:t>یی</w:t>
+      </w:r>
+      <w:proofErr w:type="spellEnd"/>
+      <w:r>
+        <w:rPr>
+          <w:rFonts w:cs="B Nazanin"/>
+          <w:sz w:val="28"/>
+          <w:szCs w:val="28"/>
+          <w:rtl/>
+          <w:lang w:bidi="fa-IR"/>
+        </w:rPr>
+        <w:t xml:space="preserve">:  </w:t>
+      </w:r>
+    </w:p>
+    <w:p>
+      <w:pPr>
+        <w:rPr>
+          <w:rFonts w:cs="B Nazanin"/>
+          <w:sz w:val="28"/>
+          <w:szCs w:val="28"/>
+          <w:rtl/>
+          <w:lang w:bidi="fa-IR"/>
+        </w:rPr>
+      </w:pPr>
+      <w:r>
+        <w:rPr>
+          <w:rFonts w:cs="B Nazanin"/>
+          <w:sz w:val="28"/>
+          <w:szCs w:val="28"/>
+          <w:rtl/>
+          <w:lang w:bidi="fa-IR"/>
+        </w:rPr>
+        <w:t xml:space="preserve">  </w:t>
+      </w:r>
+      <w:proofErr w:type="spellStart"/>
+      <w:r>
+        <w:rPr>
+          <w:rFonts w:cs="B Nazanin"/>
+          <w:sz w:val="28"/>
+          <w:szCs w:val="28"/>
+          <w:rtl/>
+          <w:lang w:bidi="fa-IR"/>
+        </w:rPr>
+        <w:t>تورنومنت</w:t>
+      </w:r>
+      <w:proofErr w:type="spellEnd"/>
+      <w:r>
+        <w:rPr>
+          <w:rFonts w:cs="B Nazanin"/>
+          <w:sz w:val="28"/>
+          <w:szCs w:val="28"/>
+          <w:rtl/>
+          <w:lang w:bidi="fa-IR"/>
+        </w:rPr>
+        <w:t xml:space="preserve"> </w:t>
+      </w:r>
+      <w:proofErr w:type="spellStart"/>
+      <w:r>
+        <w:rPr>
+          <w:rFonts w:cs="B Nazanin"/>
+          <w:sz w:val="28"/>
+          <w:szCs w:val="28"/>
+          <w:rtl/>
+          <w:lang w:bidi="fa-IR"/>
+        </w:rPr>
+        <w:t>سر</w:t>
+      </w:r>
+      <w:r>
+        <w:rPr>
+          <w:rFonts w:cs="B Nazanin" w:hint="cs"/>
+          <w:sz w:val="28"/>
+          <w:szCs w:val="28"/>
+          <w:rtl/>
+          <w:lang w:bidi="fa-IR"/>
+        </w:rPr>
+        <w:t>ی</w:t>
+      </w:r>
+      <w:r>
+        <w:rPr>
+          <w:rFonts w:cs="B Nazanin" w:hint="eastAsia"/>
+          <w:sz w:val="28"/>
+          <w:szCs w:val="28"/>
+          <w:rtl/>
+          <w:lang w:bidi="fa-IR"/>
+        </w:rPr>
+        <w:t>ع‌تر</w:t>
+      </w:r>
+      <w:proofErr w:type="spellEnd"/>
+      <w:r>
+        <w:rPr>
+          <w:rFonts w:cs="B Nazanin"/>
+          <w:sz w:val="28"/>
+          <w:szCs w:val="28"/>
+          <w:rtl/>
+          <w:lang w:bidi="fa-IR"/>
+        </w:rPr>
+        <w:t xml:space="preserve"> به مقاد</w:t>
+      </w:r>
+      <w:r>
+        <w:rPr>
+          <w:rFonts w:cs="B Nazanin" w:hint="cs"/>
+          <w:sz w:val="28"/>
+          <w:szCs w:val="28"/>
+          <w:rtl/>
+          <w:lang w:bidi="fa-IR"/>
+        </w:rPr>
+        <w:t>ی</w:t>
+      </w:r>
+      <w:r>
+        <w:rPr>
+          <w:rFonts w:cs="B Nazanin" w:hint="eastAsia"/>
+          <w:sz w:val="28"/>
+          <w:szCs w:val="28"/>
+          <w:rtl/>
+          <w:lang w:bidi="fa-IR"/>
+        </w:rPr>
+        <w:t>ر</w:t>
+      </w:r>
+      <w:r>
+        <w:rPr>
+          <w:rFonts w:cs="B Nazanin"/>
+          <w:sz w:val="28"/>
+          <w:szCs w:val="28"/>
+          <w:rtl/>
+          <w:lang w:bidi="fa-IR"/>
+        </w:rPr>
+        <w:t xml:space="preserve"> به</w:t>
+      </w:r>
+      <w:r>
+        <w:rPr>
+          <w:rFonts w:cs="B Nazanin" w:hint="cs"/>
+          <w:sz w:val="28"/>
+          <w:szCs w:val="28"/>
+          <w:rtl/>
+          <w:lang w:bidi="fa-IR"/>
+        </w:rPr>
+        <w:t>ی</w:t>
+      </w:r>
+      <w:r>
+        <w:rPr>
+          <w:rFonts w:cs="B Nazanin" w:hint="eastAsia"/>
+          <w:sz w:val="28"/>
+          <w:szCs w:val="28"/>
+          <w:rtl/>
+          <w:lang w:bidi="fa-IR"/>
+        </w:rPr>
+        <w:t>نه</w:t>
+      </w:r>
+      <w:r>
+        <w:rPr>
+          <w:rFonts w:cs="B Nazanin"/>
+          <w:sz w:val="28"/>
+          <w:szCs w:val="28"/>
+          <w:rtl/>
+          <w:lang w:bidi="fa-IR"/>
+        </w:rPr>
+        <w:t xml:space="preserve"> نزد</w:t>
+      </w:r>
+      <w:r>
+        <w:rPr>
+          <w:rFonts w:cs="B Nazanin" w:hint="cs"/>
+          <w:sz w:val="28"/>
+          <w:szCs w:val="28"/>
+          <w:rtl/>
+          <w:lang w:bidi="fa-IR"/>
+        </w:rPr>
+        <w:t>ی</w:t>
+      </w:r>
+      <w:r>
+        <w:rPr>
+          <w:rFonts w:cs="B Nazanin" w:hint="eastAsia"/>
+          <w:sz w:val="28"/>
+          <w:szCs w:val="28"/>
+          <w:rtl/>
+          <w:lang w:bidi="fa-IR"/>
+        </w:rPr>
+        <w:t>ک</w:t>
+      </w:r>
+      <w:r>
+        <w:rPr>
+          <w:rFonts w:cs="B Nazanin"/>
+          <w:sz w:val="28"/>
+          <w:szCs w:val="28"/>
+          <w:rtl/>
+          <w:lang w:bidi="fa-IR"/>
+        </w:rPr>
+        <w:t xml:space="preserve"> شد.</w:t>
+      </w:r>
+    </w:p>
+    <w:p>
+      <w:pPr>
+        <w:rPr>
+          <w:rFonts w:cs="B Nazanin"/>
+          <w:sz w:val="28"/>
+          <w:szCs w:val="28"/>
+          <w:rtl/>
+          <w:lang w:bidi="fa-IR"/>
+        </w:rPr>
+      </w:pPr>
+      <w:r>
+        <w:rPr>
+          <w:rFonts w:cs="B Nazanin"/>
+          <w:sz w:val="28"/>
+          <w:szCs w:val="28"/>
+          <w:rtl/>
+          <w:lang w:bidi="fa-IR"/>
+        </w:rPr>
+        <w:t xml:space="preserve">روش انتخاب </w:t>
+      </w:r>
+      <w:proofErr w:type="spellStart"/>
+      <w:r>
+        <w:rPr>
+          <w:rFonts w:cs="B Nazanin"/>
+          <w:sz w:val="28"/>
+          <w:szCs w:val="28"/>
+          <w:rtl/>
+          <w:lang w:bidi="fa-IR"/>
+        </w:rPr>
+        <w:t>تورنومنت</w:t>
+      </w:r>
+      <w:proofErr w:type="spellEnd"/>
+      <w:r>
+        <w:rPr>
+          <w:rFonts w:cs="B Nazanin"/>
+          <w:sz w:val="28"/>
+          <w:szCs w:val="28"/>
+          <w:rtl/>
+          <w:lang w:bidi="fa-IR"/>
+        </w:rPr>
+        <w:t xml:space="preserve"> به دل</w:t>
+      </w:r>
+      <w:r>
+        <w:rPr>
+          <w:rFonts w:cs="B Nazanin" w:hint="cs"/>
+          <w:sz w:val="28"/>
+          <w:szCs w:val="28"/>
+          <w:rtl/>
+          <w:lang w:bidi="fa-IR"/>
+        </w:rPr>
+        <w:t>ی</w:t>
+      </w:r>
+      <w:r>
+        <w:rPr>
+          <w:rFonts w:cs="B Nazanin" w:hint="eastAsia"/>
+          <w:sz w:val="28"/>
+          <w:szCs w:val="28"/>
+          <w:rtl/>
+          <w:lang w:bidi="fa-IR"/>
+        </w:rPr>
+        <w:t>ل</w:t>
+      </w:r>
+      <w:r>
+        <w:rPr>
+          <w:rFonts w:cs="B Nazanin"/>
+          <w:sz w:val="28"/>
+          <w:szCs w:val="28"/>
+          <w:rtl/>
+          <w:lang w:bidi="fa-IR"/>
+        </w:rPr>
+        <w:t xml:space="preserve"> فشار انتخاب</w:t>
+      </w:r>
+      <w:r>
+        <w:rPr>
+          <w:rFonts w:cs="B Nazanin" w:hint="cs"/>
+          <w:sz w:val="28"/>
+          <w:szCs w:val="28"/>
+          <w:rtl/>
+          <w:lang w:bidi="fa-IR"/>
+        </w:rPr>
+        <w:t>ی</w:t>
+      </w:r>
+      <w:r>
+        <w:rPr>
+          <w:rFonts w:cs="B Nazanin"/>
+          <w:sz w:val="28"/>
+          <w:szCs w:val="28"/>
+          <w:rtl/>
+          <w:lang w:bidi="fa-IR"/>
+        </w:rPr>
+        <w:t xml:space="preserve"> مناسب (رقابت ب</w:t>
+      </w:r>
+      <w:r>
+        <w:rPr>
+          <w:rFonts w:cs="B Nazanin" w:hint="cs"/>
+          <w:sz w:val="28"/>
+          <w:szCs w:val="28"/>
+          <w:rtl/>
+          <w:lang w:bidi="fa-IR"/>
+        </w:rPr>
+        <w:t>ی</w:t>
+      </w:r>
+      <w:r>
+        <w:rPr>
+          <w:rFonts w:cs="B Nazanin" w:hint="eastAsia"/>
+          <w:sz w:val="28"/>
+          <w:szCs w:val="28"/>
+          <w:rtl/>
+          <w:lang w:bidi="fa-IR"/>
+        </w:rPr>
+        <w:t>ن</w:t>
+      </w:r>
+      <w:r>
+        <w:rPr>
+          <w:rFonts w:cs="B Nazanin"/>
+          <w:sz w:val="28"/>
+          <w:szCs w:val="28"/>
+          <w:rtl/>
+          <w:lang w:bidi="fa-IR"/>
+        </w:rPr>
+        <w:t xml:space="preserve"> ۳ فرد تصادف</w:t>
+      </w:r>
+      <w:r>
+        <w:rPr>
+          <w:rFonts w:cs="B Nazanin" w:hint="cs"/>
+          <w:sz w:val="28"/>
+          <w:szCs w:val="28"/>
+          <w:rtl/>
+          <w:lang w:bidi="fa-IR"/>
+        </w:rPr>
+        <w:t>ی</w:t>
+      </w:r>
+      <w:r>
+        <w:rPr>
+          <w:rFonts w:cs="B Nazanin"/>
+          <w:sz w:val="28"/>
+          <w:szCs w:val="28"/>
+          <w:rtl/>
+          <w:lang w:bidi="fa-IR"/>
+        </w:rPr>
+        <w:t>)، توانست قوان</w:t>
+      </w:r>
+      <w:r>
+        <w:rPr>
+          <w:rFonts w:cs="B Nazanin" w:hint="cs"/>
+          <w:sz w:val="28"/>
+          <w:szCs w:val="28"/>
+          <w:rtl/>
+          <w:lang w:bidi="fa-IR"/>
+        </w:rPr>
+        <w:t>ی</w:t>
+      </w:r>
+      <w:r>
+        <w:rPr>
+          <w:rFonts w:cs="B Nazanin" w:hint="eastAsia"/>
+          <w:sz w:val="28"/>
+          <w:szCs w:val="28"/>
+          <w:rtl/>
+          <w:lang w:bidi="fa-IR"/>
+        </w:rPr>
+        <w:t>ن</w:t>
+      </w:r>
+      <w:r>
+        <w:rPr>
+          <w:rFonts w:cs="B Nazanin"/>
+          <w:sz w:val="28"/>
+          <w:szCs w:val="28"/>
+          <w:rtl/>
+          <w:lang w:bidi="fa-IR"/>
+        </w:rPr>
+        <w:t xml:space="preserve"> </w:t>
+      </w:r>
+      <w:proofErr w:type="spellStart"/>
+      <w:r>
+        <w:rPr>
+          <w:rFonts w:cs="B Nazanin"/>
+          <w:sz w:val="28"/>
+          <w:szCs w:val="28"/>
+          <w:rtl/>
+          <w:lang w:bidi="fa-IR"/>
+        </w:rPr>
+        <w:t>باک</w:t>
+      </w:r>
+      <w:r>
+        <w:rPr>
+          <w:rFonts w:cs="B Nazanin" w:hint="cs"/>
+          <w:sz w:val="28"/>
+          <w:szCs w:val="28"/>
+          <w:rtl/>
+          <w:lang w:bidi="fa-IR"/>
+        </w:rPr>
+        <w:t>ی</w:t>
+      </w:r>
+      <w:r>
+        <w:rPr>
+          <w:rFonts w:cs="B Nazanin" w:hint="eastAsia"/>
+          <w:sz w:val="28"/>
+          <w:szCs w:val="28"/>
+          <w:rtl/>
+          <w:lang w:bidi="fa-IR"/>
+        </w:rPr>
+        <w:t>ف</w:t>
+      </w:r>
+      <w:r>
+        <w:rPr>
+          <w:rFonts w:cs="B Nazanin" w:hint="cs"/>
+          <w:sz w:val="28"/>
+          <w:szCs w:val="28"/>
+          <w:rtl/>
+          <w:lang w:bidi="fa-IR"/>
+        </w:rPr>
+        <w:t>ی</w:t>
+      </w:r>
+      <w:r>
+        <w:rPr>
+          <w:rFonts w:cs="B Nazanin" w:hint="eastAsia"/>
+          <w:sz w:val="28"/>
+          <w:szCs w:val="28"/>
+          <w:rtl/>
+          <w:lang w:bidi="fa-IR"/>
+        </w:rPr>
+        <w:t>ت‌تر</w:t>
+      </w:r>
+      <w:r>
+        <w:rPr>
+          <w:rFonts w:cs="B Nazanin" w:hint="cs"/>
+          <w:sz w:val="28"/>
+          <w:szCs w:val="28"/>
+          <w:rtl/>
+          <w:lang w:bidi="fa-IR"/>
+        </w:rPr>
+        <w:t>ی</w:t>
+      </w:r>
+      <w:proofErr w:type="spellEnd"/>
+      <w:r>
+        <w:rPr>
+          <w:rFonts w:cs="B Nazanin"/>
+          <w:sz w:val="28"/>
+          <w:szCs w:val="28"/>
+          <w:rtl/>
+          <w:lang w:bidi="fa-IR"/>
+        </w:rPr>
+        <w:t xml:space="preserve"> را حفظ کرده و در نها</w:t>
+      </w:r>
+      <w:r>
+        <w:rPr>
+          <w:rFonts w:cs="B Nazanin" w:hint="cs"/>
+          <w:sz w:val="28"/>
+          <w:szCs w:val="28"/>
+          <w:rtl/>
+          <w:lang w:bidi="fa-IR"/>
+        </w:rPr>
+        <w:t>ی</w:t>
+      </w:r>
+      <w:r>
+        <w:rPr>
+          <w:rFonts w:cs="B Nazanin" w:hint="eastAsia"/>
+          <w:sz w:val="28"/>
+          <w:szCs w:val="28"/>
+          <w:rtl/>
+          <w:lang w:bidi="fa-IR"/>
+        </w:rPr>
+        <w:t>ت</w:t>
+      </w:r>
+      <w:r>
+        <w:rPr>
+          <w:rFonts w:cs="B Nazanin"/>
+          <w:sz w:val="28"/>
+          <w:szCs w:val="28"/>
+          <w:rtl/>
+          <w:lang w:bidi="fa-IR"/>
+        </w:rPr>
+        <w:t xml:space="preserve"> مدل</w:t>
+      </w:r>
+      <w:r>
+        <w:rPr>
+          <w:rFonts w:cs="B Nazanin" w:hint="cs"/>
+          <w:sz w:val="28"/>
+          <w:szCs w:val="28"/>
+          <w:rtl/>
+          <w:lang w:bidi="fa-IR"/>
+        </w:rPr>
+        <w:t>ی</w:t>
+      </w:r>
+      <w:r>
+        <w:rPr>
+          <w:rFonts w:cs="B Nazanin"/>
+          <w:sz w:val="28"/>
+          <w:szCs w:val="28"/>
+          <w:rtl/>
+          <w:lang w:bidi="fa-IR"/>
+        </w:rPr>
+        <w:t xml:space="preserve"> با دقت بالاتر و تعداد قوان</w:t>
+      </w:r>
+      <w:r>
+        <w:rPr>
+          <w:rFonts w:cs="B Nazanin" w:hint="cs"/>
+          <w:sz w:val="28"/>
+          <w:szCs w:val="28"/>
+          <w:rtl/>
+          <w:lang w:bidi="fa-IR"/>
+        </w:rPr>
+        <w:t>ی</w:t>
+      </w:r>
+      <w:r>
+        <w:rPr>
+          <w:rFonts w:cs="B Nazanin" w:hint="eastAsia"/>
+          <w:sz w:val="28"/>
+          <w:szCs w:val="28"/>
+          <w:rtl/>
+          <w:lang w:bidi="fa-IR"/>
+        </w:rPr>
+        <w:t>ن</w:t>
+      </w:r>
+      <w:r>
+        <w:rPr>
+          <w:rFonts w:cs="B Nazanin"/>
+          <w:sz w:val="28"/>
+          <w:szCs w:val="28"/>
+          <w:rtl/>
+          <w:lang w:bidi="fa-IR"/>
+        </w:rPr>
+        <w:t xml:space="preserve"> کمتر ارائه دهد. بنابرا</w:t>
+      </w:r>
+      <w:r>
+        <w:rPr>
+          <w:rFonts w:cs="B Nazanin" w:hint="cs"/>
+          <w:sz w:val="28"/>
+          <w:szCs w:val="28"/>
+          <w:rtl/>
+          <w:lang w:bidi="fa-IR"/>
+        </w:rPr>
+        <w:t>ی</w:t>
+      </w:r>
+      <w:r>
+        <w:rPr>
+          <w:rFonts w:cs="B Nazanin" w:hint="eastAsia"/>
+          <w:sz w:val="28"/>
+          <w:szCs w:val="28"/>
+          <w:rtl/>
+          <w:lang w:bidi="fa-IR"/>
+        </w:rPr>
+        <w:t>ن</w:t>
+      </w:r>
+      <w:r>
+        <w:rPr>
+          <w:rFonts w:cs="B Nazanin"/>
+          <w:sz w:val="28"/>
+          <w:szCs w:val="28"/>
+          <w:rtl/>
+          <w:lang w:bidi="fa-IR"/>
+        </w:rPr>
+        <w:t xml:space="preserve"> برا</w:t>
+      </w:r>
+      <w:r>
+        <w:rPr>
+          <w:rFonts w:cs="B Nazanin" w:hint="cs"/>
+          <w:sz w:val="28"/>
+          <w:szCs w:val="28"/>
+          <w:rtl/>
+          <w:lang w:bidi="fa-IR"/>
+        </w:rPr>
+        <w:t>ی</w:t>
+      </w:r>
+      <w:r>
+        <w:rPr>
+          <w:rFonts w:cs="B Nazanin"/>
+          <w:sz w:val="28"/>
+          <w:szCs w:val="28"/>
+          <w:rtl/>
+          <w:lang w:bidi="fa-IR"/>
+        </w:rPr>
+        <w:t xml:space="preserve"> مسئله </w:t>
+      </w:r>
+      <w:proofErr w:type="spellStart"/>
+      <w:r>
+        <w:rPr>
+          <w:rFonts w:cs="B Nazanin"/>
+          <w:sz w:val="28"/>
+          <w:szCs w:val="28"/>
+          <w:rtl/>
+          <w:lang w:bidi="fa-IR"/>
+        </w:rPr>
+        <w:t>طبقه‌بند</w:t>
+      </w:r>
+      <w:r>
+        <w:rPr>
+          <w:rFonts w:cs="B Nazanin" w:hint="cs"/>
+          <w:sz w:val="28"/>
+          <w:szCs w:val="28"/>
+          <w:rtl/>
+          <w:lang w:bidi="fa-IR"/>
+        </w:rPr>
+        <w:t>ی</w:t>
+      </w:r>
+      <w:proofErr w:type="spellEnd"/>
+      <w:r>
+        <w:rPr>
+          <w:rFonts w:cs="B Nazanin"/>
+          <w:sz w:val="28"/>
+          <w:szCs w:val="28"/>
+          <w:rtl/>
+          <w:lang w:bidi="fa-IR"/>
+        </w:rPr>
+        <w:t xml:space="preserve"> </w:t>
+      </w:r>
+      <w:proofErr w:type="spellStart"/>
+      <w:r>
+        <w:rPr>
+          <w:rFonts w:cs="B Nazanin"/>
+          <w:sz w:val="28"/>
+          <w:szCs w:val="28"/>
+          <w:rtl/>
+          <w:lang w:bidi="fa-IR"/>
+        </w:rPr>
+        <w:t>فاز</w:t>
+      </w:r>
+      <w:r>
+        <w:rPr>
+          <w:rFonts w:cs="B Nazanin" w:hint="cs"/>
+          <w:sz w:val="28"/>
+          <w:szCs w:val="28"/>
+          <w:rtl/>
+          <w:lang w:bidi="fa-IR"/>
+        </w:rPr>
+        <w:t>ی</w:t>
+      </w:r>
+      <w:proofErr w:type="spellEnd"/>
+      <w:r>
+        <w:rPr>
+          <w:rFonts w:cs="B Nazanin"/>
+          <w:sz w:val="28"/>
+          <w:szCs w:val="28"/>
+          <w:rtl/>
+          <w:lang w:bidi="fa-IR"/>
+        </w:rPr>
+        <w:t xml:space="preserve"> وضع</w:t>
+      </w:r>
+      <w:r>
+        <w:rPr>
+          <w:rFonts w:cs="B Nazanin" w:hint="cs"/>
+          <w:sz w:val="28"/>
+          <w:szCs w:val="28"/>
+          <w:rtl/>
+          <w:lang w:bidi="fa-IR"/>
+        </w:rPr>
+        <w:t>ی</w:t>
+      </w:r>
+      <w:r>
+        <w:rPr>
+          <w:rFonts w:cs="B Nazanin" w:hint="eastAsia"/>
+          <w:sz w:val="28"/>
+          <w:szCs w:val="28"/>
+          <w:rtl/>
+          <w:lang w:bidi="fa-IR"/>
+        </w:rPr>
+        <w:t>ت</w:t>
+      </w:r>
+      <w:r>
+        <w:rPr>
+          <w:rFonts w:cs="B Nazanin"/>
+          <w:sz w:val="28"/>
+          <w:szCs w:val="28"/>
+          <w:rtl/>
+          <w:lang w:bidi="fa-IR"/>
+        </w:rPr>
+        <w:t xml:space="preserve"> گلخانه، روش </w:t>
+      </w:r>
+      <w:proofErr w:type="spellStart"/>
+      <w:r>
+        <w:rPr>
+          <w:rFonts w:cs="B Nazanin"/>
+          <w:sz w:val="28"/>
+          <w:szCs w:val="28"/>
+          <w:rtl/>
+          <w:lang w:bidi="fa-IR"/>
+        </w:rPr>
+        <w:t>تورنومنت</w:t>
+      </w:r>
+      <w:proofErr w:type="spellEnd"/>
+      <w:r>
+        <w:rPr>
+          <w:rFonts w:cs="B Nazanin"/>
+          <w:sz w:val="28"/>
+          <w:szCs w:val="28"/>
+          <w:rtl/>
+          <w:lang w:bidi="fa-IR"/>
+        </w:rPr>
+        <w:t xml:space="preserve"> بر روش </w:t>
+      </w:r>
+      <w:proofErr w:type="spellStart"/>
+      <w:r>
+        <w:rPr>
+          <w:rFonts w:cs="B Nazanin"/>
+          <w:sz w:val="28"/>
+          <w:szCs w:val="28"/>
+          <w:rtl/>
+          <w:lang w:bidi="fa-IR"/>
+        </w:rPr>
+        <w:t>رولت</w:t>
+      </w:r>
+      <w:proofErr w:type="spellEnd"/>
+      <w:r>
+        <w:rPr>
+          <w:rFonts w:cs="B Nazanin"/>
+          <w:sz w:val="28"/>
+          <w:szCs w:val="28"/>
+          <w:rtl/>
+          <w:lang w:bidi="fa-IR"/>
+        </w:rPr>
+        <w:t xml:space="preserve"> ارجح</w:t>
+      </w:r>
+      <w:r>
+        <w:rPr>
+          <w:rFonts w:cs="B Nazanin" w:hint="cs"/>
+          <w:sz w:val="28"/>
+          <w:szCs w:val="28"/>
+          <w:rtl/>
+          <w:lang w:bidi="fa-IR"/>
+        </w:rPr>
+        <w:t>ی</w:t>
+      </w:r>
+      <w:r>
+        <w:rPr>
+          <w:rFonts w:cs="B Nazanin" w:hint="eastAsia"/>
+          <w:sz w:val="28"/>
+          <w:szCs w:val="28"/>
+          <w:rtl/>
+          <w:lang w:bidi="fa-IR"/>
+        </w:rPr>
+        <w:t>ت</w:t>
+      </w:r>
+      <w:r>
+        <w:rPr>
+          <w:rFonts w:cs="B Nazanin"/>
+          <w:sz w:val="28"/>
+          <w:szCs w:val="28"/>
+          <w:rtl/>
+          <w:lang w:bidi="fa-IR"/>
+        </w:rPr>
+        <w:t xml:space="preserve"> دارد.</w:t>
+      </w:r>
+    </w:p>
+    <w:p>
+      <w:pPr>
+        <w:rPr>
+          <w:rFonts w:cs="B Nazanin"/>
+          <w:sz w:val="28"/>
+          <w:szCs w:val="28"/>
+          <w:rtl/>
+          <w:lang w:bidi="fa-IR"/>
+        </w:rPr>
+      </w:pPr>
+    </w:p>
+    <w:p>
+      <w:pPr>
         <w:rPr>
           <w:rFonts w:cs="B Nazanin"/>
           <w:b/>
@@ -14861,11 +18061,10 @@
           <w:rtl/>
           <w:lang w:bidi="fa-IR"/>
         </w:rPr>
-        <w:t>تقط</w:t>
-      </w:r>
-      <w:r>
-        <w:rPr>
-          <w:rFonts w:cs="B Nazanin" w:hint="cs"/>
+      </w:pPr>
+      <w:r>
+        <w:rPr>
+          <w:rFonts w:cs="B Nazanin"/>
           <w:b/>
           <w:bCs/>
           <w:sz w:val="30"/>
@@ -14873,11 +18072,12 @@
           <w:rtl/>
           <w:lang w:bidi="fa-IR"/>
         </w:rPr>
-        <w:t>ی</w:t>
-      </w:r>
-      <w:r>
-        <w:rPr>
-          <w:rFonts w:cs="B Nazanin" w:hint="eastAsia"/>
+        <w:t xml:space="preserve">6. کدام روش </w:t>
+      </w:r>
+      <w:proofErr w:type="spellStart"/>
+      <w:r>
+        <w:rPr>
+          <w:rFonts w:cs="B Nazanin"/>
           <w:b/>
           <w:bCs/>
           <w:sz w:val="30"/>
@@ -14885,12 +18085,11 @@
           <w:rtl/>
           <w:lang w:bidi="fa-IR"/>
         </w:rPr>
-        <w:t>ع</w:t>
-      </w:r>
-      <w:proofErr w:type="spellEnd"/>
-      <w:r>
-        <w:rPr>
-          <w:rFonts w:cs="B Nazanin"/>
+        <w:t>تقط</w:t>
+      </w:r>
+      <w:r>
+        <w:rPr>
+          <w:rFonts w:cs="B Nazanin" w:hint="cs"/>
           <w:b/>
           <w:bCs/>
           <w:sz w:val="30"/>
@@ -14898,11 +18097,11 @@
           <w:rtl/>
           <w:lang w:bidi="fa-IR"/>
         </w:rPr>
-        <w:t xml:space="preserve"> نت</w:t>
-      </w:r>
-      <w:r>
-        <w:rPr>
-          <w:rFonts w:cs="B Nazanin" w:hint="cs"/>
+        <w:t>ی</w:t>
+      </w:r>
+      <w:r>
+        <w:rPr>
+          <w:rFonts w:cs="B Nazanin" w:hint="eastAsia"/>
           <w:b/>
           <w:bCs/>
           <w:sz w:val="30"/>
@@ -14910,11 +18109,12 @@
           <w:rtl/>
           <w:lang w:bidi="fa-IR"/>
         </w:rPr>
-        <w:t>ی</w:t>
-      </w:r>
-      <w:r>
-        <w:rPr>
-          <w:rFonts w:cs="B Nazanin" w:hint="eastAsia"/>
+        <w:t>ع</w:t>
+      </w:r>
+      <w:proofErr w:type="spellEnd"/>
+      <w:r>
+        <w:rPr>
+          <w:rFonts w:cs="B Nazanin"/>
           <w:b/>
           <w:bCs/>
           <w:sz w:val="30"/>
@@ -14922,11 +18122,11 @@
           <w:rtl/>
           <w:lang w:bidi="fa-IR"/>
         </w:rPr>
-        <w:t>جه</w:t>
-      </w:r>
-      <w:r>
-        <w:rPr>
-          <w:rFonts w:cs="B Nazanin"/>
+        <w:t xml:space="preserve"> نت</w:t>
+      </w:r>
+      <w:r>
+        <w:rPr>
+          <w:rFonts w:cs="B Nazanin" w:hint="cs"/>
           <w:b/>
           <w:bCs/>
           <w:sz w:val="30"/>
@@ -14934,11 +18134,11 @@
           <w:rtl/>
           <w:lang w:bidi="fa-IR"/>
         </w:rPr>
-        <w:t xml:space="preserve"> بهتر</w:t>
-      </w:r>
-      <w:r>
-        <w:rPr>
-          <w:rFonts w:cs="B Nazanin" w:hint="cs"/>
+        <w:t>ی</w:t>
+      </w:r>
+      <w:r>
+        <w:rPr>
+          <w:rFonts w:cs="B Nazanin" w:hint="eastAsia"/>
           <w:b/>
           <w:bCs/>
           <w:sz w:val="30"/>
@@ -14946,7 +18146,7 @@
           <w:rtl/>
           <w:lang w:bidi="fa-IR"/>
         </w:rPr>
-        <w:t>ی</w:t>
+        <w:t>جه</w:t>
       </w:r>
       <w:r>
         <w:rPr>
@@ -14958,6 +18158,30 @@
           <w:rtl/>
           <w:lang w:bidi="fa-IR"/>
         </w:rPr>
+        <w:t xml:space="preserve"> بهتر</w:t>
+      </w:r>
+      <w:r>
+        <w:rPr>
+          <w:rFonts w:cs="B Nazanin" w:hint="cs"/>
+          <w:b/>
+          <w:bCs/>
+          <w:sz w:val="30"/>
+          <w:szCs w:val="30"/>
+          <w:rtl/>
+          <w:lang w:bidi="fa-IR"/>
+        </w:rPr>
+        <w:t>ی</w:t>
+      </w:r>
+      <w:r>
+        <w:rPr>
+          <w:rFonts w:cs="B Nazanin"/>
+          <w:b/>
+          <w:bCs/>
+          <w:sz w:val="30"/>
+          <w:szCs w:val="30"/>
+          <w:rtl/>
+          <w:lang w:bidi="fa-IR"/>
+        </w:rPr>
         <w:t xml:space="preserve"> داد؟  </w:t>
       </w:r>
     </w:p>
@@ -15168,6 +18392,7 @@
           <w:rtl/>
           <w:lang w:bidi="fa-IR"/>
         </w:rPr>
+        <w:lastRenderedPageBreak/>
         <w:t xml:space="preserve">8. کدام </w:t>
       </w:r>
       <w:proofErr w:type="spellStart"/>
@@ -15851,7 +19076,7 @@
       </w:pPr>
     </w:p>
     <w:sectPr>
-      <w:footerReference w:type="default" r:id="rId13"/>
+      <w:footerReference w:type="default" r:id="rId21"/>
       <w:pgSz w:w="11906" w:h="16838" w:code="9"/>
       <w:pgMar w:top="1701" w:right="1985" w:bottom="1701" w:left="1985" w:header="720" w:footer="720" w:gutter="0"/>
       <w:pgBorders w:offsetFrom="page">
@@ -16057,102 +19282,16 @@
     </w:lvl>
   </w:abstractNum>
   <w:abstractNum w:abstractNumId="1" w15:restartNumberingAfterBreak="0">
-    <w:nsid w:val="25BE2A29"/>
+    <w:nsid w:val="0562343E"/>
     <w:multiLevelType w:val="hybridMultilevel"/>
-    <w:tmpl w:val="32E49ABA"/>
-    <w:lvl w:ilvl="0" w:tplc="0409000F">
-      <w:start w:val="1"/>
+    <w:tmpl w:val="94866994"/>
+    <w:lvl w:ilvl="0" w:tplc="C21A08EC">
+      <w:start w:val="5"/>
       <w:numFmt w:val="decimal"/>
       <w:lvlText w:val="%1."/>
       <w:lvlJc w:val="left"/>
       <w:pPr>
-        <w:ind w:left="720" w:hanging="360"/>
-      </w:pPr>
-    </w:lvl>
-    <w:lvl w:ilvl="1" w:tplc="04090019" w:tentative="1">
-      <w:start w:val="1"/>
-      <w:numFmt w:val="lowerLetter"/>
-      <w:lvlText w:val="%2."/>
-      <w:lvlJc w:val="left"/>
-      <w:pPr>
-        <w:ind w:left="1440" w:hanging="360"/>
-      </w:pPr>
-    </w:lvl>
-    <w:lvl w:ilvl="2" w:tplc="0409001B" w:tentative="1">
-      <w:start w:val="1"/>
-      <w:numFmt w:val="lowerRoman"/>
-      <w:lvlText w:val="%3."/>
-      <w:lvlJc w:val="right"/>
-      <w:pPr>
-        <w:ind w:left="2160" w:hanging="180"/>
-      </w:pPr>
-    </w:lvl>
-    <w:lvl w:ilvl="3" w:tplc="0409000F" w:tentative="1">
-      <w:start w:val="1"/>
-      <w:numFmt w:val="decimal"/>
-      <w:lvlText w:val="%4."/>
-      <w:lvlJc w:val="left"/>
-      <w:pPr>
-        <w:ind w:left="2880" w:hanging="360"/>
-      </w:pPr>
-    </w:lvl>
-    <w:lvl w:ilvl="4" w:tplc="04090019" w:tentative="1">
-      <w:start w:val="1"/>
-      <w:numFmt w:val="lowerLetter"/>
-      <w:lvlText w:val="%5."/>
-      <w:lvlJc w:val="left"/>
-      <w:pPr>
-        <w:ind w:left="3600" w:hanging="360"/>
-      </w:pPr>
-    </w:lvl>
-    <w:lvl w:ilvl="5" w:tplc="0409001B" w:tentative="1">
-      <w:start w:val="1"/>
-      <w:numFmt w:val="lowerRoman"/>
-      <w:lvlText w:val="%6."/>
-      <w:lvlJc w:val="right"/>
-      <w:pPr>
-        <w:ind w:left="4320" w:hanging="180"/>
-      </w:pPr>
-    </w:lvl>
-    <w:lvl w:ilvl="6" w:tplc="0409000F" w:tentative="1">
-      <w:start w:val="1"/>
-      <w:numFmt w:val="decimal"/>
-      <w:lvlText w:val="%7."/>
-      <w:lvlJc w:val="left"/>
-      <w:pPr>
-        <w:ind w:left="5040" w:hanging="360"/>
-      </w:pPr>
-    </w:lvl>
-    <w:lvl w:ilvl="7" w:tplc="04090019" w:tentative="1">
-      <w:start w:val="1"/>
-      <w:numFmt w:val="lowerLetter"/>
-      <w:lvlText w:val="%8."/>
-      <w:lvlJc w:val="left"/>
-      <w:pPr>
-        <w:ind w:left="5760" w:hanging="360"/>
-      </w:pPr>
-    </w:lvl>
-    <w:lvl w:ilvl="8" w:tplc="0409001B" w:tentative="1">
-      <w:start w:val="1"/>
-      <w:numFmt w:val="lowerRoman"/>
-      <w:lvlText w:val="%9."/>
-      <w:lvlJc w:val="right"/>
-      <w:pPr>
-        <w:ind w:left="6480" w:hanging="180"/>
-      </w:pPr>
-    </w:lvl>
-  </w:abstractNum>
-  <w:abstractNum w:abstractNumId="2" w15:restartNumberingAfterBreak="0">
-    <w:nsid w:val="5B2D1F04"/>
-    <w:multiLevelType w:val="hybridMultilevel"/>
-    <w:tmpl w:val="2CA65540"/>
-    <w:lvl w:ilvl="0" w:tplc="0409000F">
-      <w:start w:val="1"/>
-      <w:numFmt w:val="decimal"/>
-      <w:lvlText w:val="%1."/>
-      <w:lvlJc w:val="left"/>
-      <w:pPr>
-        <w:ind w:left="720" w:hanging="360"/>
+        <w:ind w:left="540" w:hanging="360"/>
       </w:pPr>
       <w:rPr>
         <w:rFonts w:hint="default"/>
@@ -16164,7 +19303,7 @@
       <w:lvlText w:val="%2."/>
       <w:lvlJc w:val="left"/>
       <w:pPr>
-        <w:ind w:left="1440" w:hanging="360"/>
+        <w:ind w:left="1260" w:hanging="360"/>
       </w:pPr>
     </w:lvl>
     <w:lvl w:ilvl="2" w:tplc="0409001B" w:tentative="1">
@@ -16173,7 +19312,7 @@
       <w:lvlText w:val="%3."/>
       <w:lvlJc w:val="right"/>
       <w:pPr>
-        <w:ind w:left="2160" w:hanging="180"/>
+        <w:ind w:left="1980" w:hanging="180"/>
       </w:pPr>
     </w:lvl>
     <w:lvl w:ilvl="3" w:tplc="0409000F" w:tentative="1">
@@ -16182,7 +19321,7 @@
       <w:lvlText w:val="%4."/>
       <w:lvlJc w:val="left"/>
       <w:pPr>
-        <w:ind w:left="2880" w:hanging="360"/>
+        <w:ind w:left="2700" w:hanging="360"/>
       </w:pPr>
     </w:lvl>
     <w:lvl w:ilvl="4" w:tplc="04090019" w:tentative="1">
@@ -16191,7 +19330,7 @@
       <w:lvlText w:val="%5."/>
       <w:lvlJc w:val="left"/>
       <w:pPr>
-        <w:ind w:left="3600" w:hanging="360"/>
+        <w:ind w:left="3420" w:hanging="360"/>
       </w:pPr>
     </w:lvl>
     <w:lvl w:ilvl="5" w:tplc="0409001B" w:tentative="1">
@@ -16200,7 +19339,7 @@
       <w:lvlText w:val="%6."/>
       <w:lvlJc w:val="right"/>
       <w:pPr>
-        <w:ind w:left="4320" w:hanging="180"/>
+        <w:ind w:left="4140" w:hanging="180"/>
       </w:pPr>
     </w:lvl>
     <w:lvl w:ilvl="6" w:tplc="0409000F" w:tentative="1">
@@ -16209,7 +19348,7 @@
       <w:lvlText w:val="%7."/>
       <w:lvlJc w:val="left"/>
       <w:pPr>
-        <w:ind w:left="5040" w:hanging="360"/>
+        <w:ind w:left="4860" w:hanging="360"/>
       </w:pPr>
     </w:lvl>
     <w:lvl w:ilvl="7" w:tplc="04090019" w:tentative="1">
@@ -16218,7 +19357,7 @@
       <w:lvlText w:val="%8."/>
       <w:lvlJc w:val="left"/>
       <w:pPr>
-        <w:ind w:left="5760" w:hanging="360"/>
+        <w:ind w:left="5580" w:hanging="360"/>
       </w:pPr>
     </w:lvl>
     <w:lvl w:ilvl="8" w:tplc="0409001B" w:tentative="1">
@@ -16227,17 +19366,227 @@
       <w:lvlText w:val="%9."/>
       <w:lvlJc w:val="right"/>
       <w:pPr>
+        <w:ind w:left="6300" w:hanging="180"/>
+      </w:pPr>
+    </w:lvl>
+  </w:abstractNum>
+  <w:abstractNum w:abstractNumId="2" w15:restartNumberingAfterBreak="0">
+    <w:nsid w:val="25BE2A29"/>
+    <w:multiLevelType w:val="hybridMultilevel"/>
+    <w:tmpl w:val="32E49ABA"/>
+    <w:lvl w:ilvl="0" w:tplc="0409000F">
+      <w:start w:val="1"/>
+      <w:numFmt w:val="decimal"/>
+      <w:lvlText w:val="%1."/>
+      <w:lvlJc w:val="left"/>
+      <w:pPr>
+        <w:ind w:left="720" w:hanging="360"/>
+      </w:pPr>
+    </w:lvl>
+    <w:lvl w:ilvl="1" w:tplc="04090019" w:tentative="1">
+      <w:start w:val="1"/>
+      <w:numFmt w:val="lowerLetter"/>
+      <w:lvlText w:val="%2."/>
+      <w:lvlJc w:val="left"/>
+      <w:pPr>
+        <w:ind w:left="1440" w:hanging="360"/>
+      </w:pPr>
+    </w:lvl>
+    <w:lvl w:ilvl="2" w:tplc="0409001B" w:tentative="1">
+      <w:start w:val="1"/>
+      <w:numFmt w:val="lowerRoman"/>
+      <w:lvlText w:val="%3."/>
+      <w:lvlJc w:val="right"/>
+      <w:pPr>
+        <w:ind w:left="2160" w:hanging="180"/>
+      </w:pPr>
+    </w:lvl>
+    <w:lvl w:ilvl="3" w:tplc="0409000F" w:tentative="1">
+      <w:start w:val="1"/>
+      <w:numFmt w:val="decimal"/>
+      <w:lvlText w:val="%4."/>
+      <w:lvlJc w:val="left"/>
+      <w:pPr>
+        <w:ind w:left="2880" w:hanging="360"/>
+      </w:pPr>
+    </w:lvl>
+    <w:lvl w:ilvl="4" w:tplc="04090019" w:tentative="1">
+      <w:start w:val="1"/>
+      <w:numFmt w:val="lowerLetter"/>
+      <w:lvlText w:val="%5."/>
+      <w:lvlJc w:val="left"/>
+      <w:pPr>
+        <w:ind w:left="3600" w:hanging="360"/>
+      </w:pPr>
+    </w:lvl>
+    <w:lvl w:ilvl="5" w:tplc="0409001B" w:tentative="1">
+      <w:start w:val="1"/>
+      <w:numFmt w:val="lowerRoman"/>
+      <w:lvlText w:val="%6."/>
+      <w:lvlJc w:val="right"/>
+      <w:pPr>
+        <w:ind w:left="4320" w:hanging="180"/>
+      </w:pPr>
+    </w:lvl>
+    <w:lvl w:ilvl="6" w:tplc="0409000F" w:tentative="1">
+      <w:start w:val="1"/>
+      <w:numFmt w:val="decimal"/>
+      <w:lvlText w:val="%7."/>
+      <w:lvlJc w:val="left"/>
+      <w:pPr>
+        <w:ind w:left="5040" w:hanging="360"/>
+      </w:pPr>
+    </w:lvl>
+    <w:lvl w:ilvl="7" w:tplc="04090019" w:tentative="1">
+      <w:start w:val="1"/>
+      <w:numFmt w:val="lowerLetter"/>
+      <w:lvlText w:val="%8."/>
+      <w:lvlJc w:val="left"/>
+      <w:pPr>
+        <w:ind w:left="5760" w:hanging="360"/>
+      </w:pPr>
+    </w:lvl>
+    <w:lvl w:ilvl="8" w:tplc="0409001B" w:tentative="1">
+      <w:start w:val="1"/>
+      <w:numFmt w:val="lowerRoman"/>
+      <w:lvlText w:val="%9."/>
+      <w:lvlJc w:val="right"/>
+      <w:pPr>
         <w:ind w:left="6480" w:hanging="180"/>
       </w:pPr>
+    </w:lvl>
+  </w:abstractNum>
+  <w:abstractNum w:abstractNumId="3" w15:restartNumberingAfterBreak="0">
+    <w:nsid w:val="5B2D1F04"/>
+    <w:multiLevelType w:val="multilevel"/>
+    <w:tmpl w:val="7A080F50"/>
+    <w:lvl w:ilvl="0">
+      <w:start w:val="1"/>
+      <w:numFmt w:val="decimal"/>
+      <w:lvlText w:val="%1."/>
+      <w:lvlJc w:val="left"/>
+      <w:pPr>
+        <w:ind w:left="540" w:hanging="360"/>
+      </w:pPr>
+      <w:rPr>
+        <w:rFonts w:hint="default"/>
+      </w:rPr>
+    </w:lvl>
+    <w:lvl w:ilvl="1">
+      <w:start w:val="4"/>
+      <w:numFmt w:val="decimal"/>
+      <w:isLgl/>
+      <w:lvlText w:val="%1.%2."/>
+      <w:lvlJc w:val="left"/>
+      <w:pPr>
+        <w:ind w:left="1080" w:hanging="720"/>
+      </w:pPr>
+      <w:rPr>
+        <w:rFonts w:hint="default"/>
+      </w:rPr>
+    </w:lvl>
+    <w:lvl w:ilvl="2">
+      <w:start w:val="1"/>
+      <w:numFmt w:val="decimal"/>
+      <w:isLgl/>
+      <w:lvlText w:val="%1.%2.%3."/>
+      <w:lvlJc w:val="left"/>
+      <w:pPr>
+        <w:ind w:left="1080" w:hanging="720"/>
+      </w:pPr>
+      <w:rPr>
+        <w:rFonts w:hint="default"/>
+      </w:rPr>
+    </w:lvl>
+    <w:lvl w:ilvl="3">
+      <w:start w:val="1"/>
+      <w:numFmt w:val="decimal"/>
+      <w:isLgl/>
+      <w:lvlText w:val="%1.%2.%3.%4."/>
+      <w:lvlJc w:val="left"/>
+      <w:pPr>
+        <w:ind w:left="1440" w:hanging="1080"/>
+      </w:pPr>
+      <w:rPr>
+        <w:rFonts w:hint="default"/>
+      </w:rPr>
+    </w:lvl>
+    <w:lvl w:ilvl="4">
+      <w:start w:val="1"/>
+      <w:numFmt w:val="decimal"/>
+      <w:isLgl/>
+      <w:lvlText w:val="%1.%2.%3.%4.%5."/>
+      <w:lvlJc w:val="left"/>
+      <w:pPr>
+        <w:ind w:left="1440" w:hanging="1080"/>
+      </w:pPr>
+      <w:rPr>
+        <w:rFonts w:hint="default"/>
+      </w:rPr>
+    </w:lvl>
+    <w:lvl w:ilvl="5">
+      <w:start w:val="1"/>
+      <w:numFmt w:val="decimal"/>
+      <w:isLgl/>
+      <w:lvlText w:val="%1.%2.%3.%4.%5.%6."/>
+      <w:lvlJc w:val="left"/>
+      <w:pPr>
+        <w:ind w:left="1800" w:hanging="1440"/>
+      </w:pPr>
+      <w:rPr>
+        <w:rFonts w:hint="default"/>
+      </w:rPr>
+    </w:lvl>
+    <w:lvl w:ilvl="6">
+      <w:start w:val="1"/>
+      <w:numFmt w:val="decimal"/>
+      <w:isLgl/>
+      <w:lvlText w:val="%1.%2.%3.%4.%5.%6.%7."/>
+      <w:lvlJc w:val="left"/>
+      <w:pPr>
+        <w:ind w:left="1800" w:hanging="1440"/>
+      </w:pPr>
+      <w:rPr>
+        <w:rFonts w:hint="default"/>
+      </w:rPr>
+    </w:lvl>
+    <w:lvl w:ilvl="7">
+      <w:start w:val="1"/>
+      <w:numFmt w:val="decimal"/>
+      <w:isLgl/>
+      <w:lvlText w:val="%1.%2.%3.%4.%5.%6.%7.%8."/>
+      <w:lvlJc w:val="left"/>
+      <w:pPr>
+        <w:ind w:left="2160" w:hanging="1800"/>
+      </w:pPr>
+      <w:rPr>
+        <w:rFonts w:hint="default"/>
+      </w:rPr>
+    </w:lvl>
+    <w:lvl w:ilvl="8">
+      <w:start w:val="1"/>
+      <w:numFmt w:val="decimal"/>
+      <w:isLgl/>
+      <w:lvlText w:val="%1.%2.%3.%4.%5.%6.%7.%8.%9."/>
+      <w:lvlJc w:val="left"/>
+      <w:pPr>
+        <w:ind w:left="2520" w:hanging="2160"/>
+      </w:pPr>
+      <w:rPr>
+        <w:rFonts w:hint="default"/>
+      </w:rPr>
     </w:lvl>
   </w:abstractNum>
   <w:num w:numId="1" w16cid:durableId="432865392">
     <w:abstractNumId w:val="0"/>
   </w:num>
   <w:num w:numId="2" w16cid:durableId="389502551">
+    <w:abstractNumId w:val="3"/>
+  </w:num>
+  <w:num w:numId="3" w16cid:durableId="1622883135">
     <w:abstractNumId w:val="2"/>
   </w:num>
-  <w:num w:numId="3" w16cid:durableId="1622883135">
+  <w:num w:numId="4" w16cid:durableId="2031300973">
     <w:abstractNumId w:val="1"/>
   </w:num>
 </w:numbering>
